--- a/docs/用户手册/公益智助柜商户使用手册.docx
+++ b/docs/用户手册/公益智助柜商户使用手册.docx
@@ -145,6 +145,9 @@
         <w:gridCol w:w="6660"/>
       </w:tblGrid>
       <w:tr>
+        <w:trPr>
+          <w:tblHeader/>
+        </w:trPr>
         <w:tc>
           <w:tcPr>
             <w:tcW w:type="dxa" w:w="2700"/>
@@ -297,12 +300,7 @@
               <w:spacing w:after="0" w:line="288" w:lineRule="auto"/>
             </w:pPr>
             <w:r>
-              <w:rPr>
-                <w:rFonts w:ascii="Calibri" w:hAnsi="Calibri" w:eastAsia="Microsoft YaHei"/>
-                <w:color w:val="0B2545"/>
-                <w:sz w:val="21"/>
-              </w:rPr>
-              <w:t>只能查看实例管理员明确分配给本人的柜机和记录。</w:t>
+              <w:t>可见范围以实例管理员分配给本人的柜机和记录为准。</w:t>
             </w:r>
           </w:p>
         </w:tc>
@@ -398,7 +396,7 @@
         <w:drawing>
           <wp:inline xmlns:a="http://schemas.openxmlformats.org/drawingml/2006/main" xmlns:pic="http://schemas.openxmlformats.org/drawingml/2006/picture">
             <wp:extent cx="4754880" cy="2674620"/>
-            <wp:docPr id="1" name="Picture 1"/>
+            <wp:docPr id="1" name="电脑后台登录页" title="电脑后台登录页" descr="公益智助柜电脑后台登录页，包含账号和密码输入框。"/>
             <wp:cNvGraphicFramePr>
               <a:graphicFrameLocks noChangeAspect="1"/>
             </wp:cNvGraphicFramePr>
@@ -436,7 +434,7 @@
         <w:jc w:val="center"/>
       </w:pPr>
       <w:r>
-        <w:t>电脑后台登录页。请使用本人账号登录，不要共享账号或密码。</w:t>
+        <w:t>电脑后台登录页。请使用本人账号登录，账号和密码仅限本人保管。</w:t>
       </w:r>
     </w:p>
     <w:p>
@@ -696,12 +694,7 @@
         </w:numPr>
       </w:pPr>
       <w:r>
-        <w:rPr>
-          <w:rFonts w:ascii="Calibri" w:hAnsi="Calibri" w:eastAsia="Microsoft YaHei"/>
-          <w:color w:val="0B2545"/>
-          <w:sz w:val="22"/>
-        </w:rPr>
-        <w:t>发现柜门、库存或记录异常时停止继续操作。</w:t>
+        <w:t>发现柜门、库存或记录异常时请暂不继续操作。</w:t>
       </w:r>
     </w:p>
     <w:p>
@@ -713,12 +706,7 @@
         </w:numPr>
       </w:pPr>
       <w:r>
-        <w:rPr>
-          <w:rFonts w:ascii="Calibri" w:hAnsi="Calibri" w:eastAsia="Microsoft YaHei"/>
-          <w:color w:val="0B2545"/>
-          <w:sz w:val="22"/>
-        </w:rPr>
-        <w:t>向实例管理员提供页面名称、发生时间、柜机编号、货门和差异情况；不要发送密码或验证码。</w:t>
+        <w:t>向实例管理员提供页面名称、发生时间、柜机编号、货门和差异情况；无需提供密码或验证码。</w:t>
       </w:r>
     </w:p>
     <w:p>
@@ -843,6 +831,9 @@
         <w:gridCol w:w="6660"/>
       </w:tblGrid>
       <w:tr>
+        <w:trPr>
+          <w:tblHeader/>
+        </w:trPr>
         <w:tc>
           <w:tcPr>
             <w:tcW w:type="dxa" w:w="2700"/>
@@ -941,12 +932,7 @@
               <w:spacing w:after="0" w:line="288" w:lineRule="auto"/>
             </w:pPr>
             <w:r>
-              <w:rPr>
-                <w:rFonts w:ascii="Calibri" w:hAnsi="Calibri" w:eastAsia="Microsoft YaHei"/>
-                <w:color w:val="0B2545"/>
-                <w:sz w:val="21"/>
-              </w:rPr>
-              <w:t>请实例管理员检查柜机分配。不要借用他人账号。</w:t>
+              <w:t>请实例管理员检查柜机分配，使用本人账号处理后续事项。</w:t>
             </w:r>
           </w:p>
         </w:tc>
@@ -1050,12 +1036,7 @@
               <w:spacing w:after="0" w:line="288" w:lineRule="auto"/>
             </w:pPr>
             <w:r>
-              <w:rPr>
-                <w:rFonts w:ascii="Calibri" w:hAnsi="Calibri" w:eastAsia="Microsoft YaHei"/>
-                <w:color w:val="0B2545"/>
-                <w:sz w:val="21"/>
-              </w:rPr>
-              <w:t>记录柜机、货门和差异数量，停止继续操作并等待复核。</w:t>
+              <w:t>记录柜机、货门和差异数量，暂不继续操作并等待复核。</w:t>
             </w:r>
           </w:p>
         </w:tc>

--- a/docs/用户手册/公益智助柜商户使用手册.docx
+++ b/docs/用户手册/公益智助柜商户使用手册.docx
@@ -2,326 +2,343 @@
 <file path=word/document.xml><?xml version="1.0" encoding="utf-8"?>
 <w:document xmlns:wpc="http://schemas.microsoft.com/office/word/2010/wordprocessingCanvas" xmlns:mo="http://schemas.microsoft.com/office/mac/office/2008/main" xmlns:mc="http://schemas.openxmlformats.org/markup-compatibility/2006" xmlns:mv="urn:schemas-microsoft-com:mac:vml" xmlns:o="urn:schemas-microsoft-com:office:office" xmlns:r="http://schemas.openxmlformats.org/officeDocument/2006/relationships" xmlns:m="http://schemas.openxmlformats.org/officeDocument/2006/math" xmlns:v="urn:schemas-microsoft-com:vml" xmlns:wp14="http://schemas.microsoft.com/office/word/2010/wordprocessingDrawing" xmlns:wp="http://schemas.openxmlformats.org/drawingml/2006/wordprocessingDrawing" xmlns:w10="urn:schemas-microsoft-com:office:word" xmlns:w="http://schemas.openxmlformats.org/wordprocessingml/2006/main" xmlns:w14="http://schemas.microsoft.com/office/word/2010/wordml" xmlns:wpg="http://schemas.microsoft.com/office/word/2010/wordprocessingGroup" xmlns:wpi="http://schemas.microsoft.com/office/word/2010/wordprocessingInk" xmlns:wne="http://schemas.microsoft.com/office/word/2006/wordml" xmlns:wps="http://schemas.microsoft.com/office/word/2010/wordprocessingShape" mc:Ignorable="w14 wp14">
   <w:body>
-    <w:p/>
-    <w:p/>
-    <w:p/>
-    <w:p/>
     <w:p>
       <w:pPr>
-        <w:jc w:val="center"/>
+        <w:keepNext/>
+        <w:spacing w:before="140" w:after="60"/>
+        <w:shd w:fill="EDF7F1"/>
+        <w:pBdr>
+          <w:top w:val="single" w:sz="14" w:space="7" w:color="087A63"/>
+          <w:left w:val="single" w:sz="14" w:space="7" w:color="087A63"/>
+          <w:right w:val="single" w:sz="14" w:space="7" w:color="087A63"/>
+        </w:pBdr>
       </w:pPr>
       <w:r>
         <w:rPr>
-          <w:rFonts w:ascii="Calibri" w:hAnsi="Calibri" w:eastAsia="Microsoft YaHei"/>
+          <w:rFonts w:ascii="Microsoft YaHei" w:hAnsi="Microsoft YaHei" w:eastAsia="微软雅黑"/>
           <w:b/>
-          <w:color w:val="0F766E"/>
-          <w:sz w:val="22"/>
+          <w:color w:val="122737"/>
+          <w:sz w:val="38"/>
         </w:rPr>
-        <w:t>公益智助柜</w:t>
+        <w:t>公益智助柜｜商户使用手册</w:t>
       </w:r>
     </w:p>
     <w:p>
       <w:pPr>
-        <w:spacing w:before="240" w:after="160"/>
-        <w:jc w:val="center"/>
+        <w:spacing w:before="0" w:after="140"/>
+        <w:shd w:fill="EDF7F1"/>
+        <w:pBdr>
+          <w:left w:val="single" w:sz="14" w:space="7" w:color="087A63"/>
+          <w:bottom w:val="single" w:sz="14" w:space="7" w:color="087A63"/>
+          <w:right w:val="single" w:sz="14" w:space="7" w:color="087A63"/>
+        </w:pBdr>
       </w:pPr>
       <w:r>
         <w:rPr>
-          <w:rFonts w:ascii="Calibri" w:hAnsi="Calibri" w:eastAsia="Microsoft YaHei"/>
-          <w:b/>
-          <w:color w:val="0B2545"/>
-          <w:sz w:val="56"/>
+          <w:rFonts w:ascii="Microsoft YaHei" w:hAnsi="Microsoft YaHei" w:eastAsia="微软雅黑"/>
+          <w:b w:val="0"/>
+          <w:color w:val="586C7C"/>
+          <w:sz w:val="21"/>
         </w:rPr>
-        <w:t>商户使用手册</w:t>
+        <w:t>用于维护常用商品、核对已分配柜机，并在移动端完成补货和记录查询。</w:t>
       </w:r>
     </w:p>
     <w:p>
       <w:pPr>
-        <w:spacing w:after="560"/>
-        <w:jc w:val="center"/>
+        <w:spacing w:before="80" w:after="200"/>
       </w:pPr>
       <w:r>
         <w:rPr>
-          <w:rFonts w:ascii="Calibri" w:hAnsi="Calibri" w:eastAsia="Microsoft YaHei"/>
-          <w:color w:val="1F4D78"/>
-          <w:sz w:val="27"/>
+          <w:rFonts w:ascii="Microsoft YaHei" w:hAnsi="Microsoft YaHei" w:eastAsia="微软雅黑"/>
+          <w:b w:val="0"/>
+          <w:color w:val="586C7C"/>
+          <w:sz w:val="17"/>
         </w:rPr>
-        <w:t>查看本人补货资料、入柜记录和已分配柜机。</w:t>
+        <w:t>版本日期：2026 年 8 月 7 日　｜　按任务查找，图中编号对应操作顺序</w:t>
       </w:r>
     </w:p>
-    <w:tbl>
-      <w:tblPr>
-        <w:tblW w:type="dxa" w:w="9360"/>
-        <w:jc w:val="left"/>
-        <w:tblLayout w:type="fixed"/>
-        <w:tblLook w:firstColumn="1" w:firstRow="1" w:lastColumn="0" w:lastRow="0" w:noHBand="0" w:noVBand="1" w:val="04A0"/>
-        <w:tblInd w:w="120" w:type="dxa"/>
-        <w:tblBorders>
-          <w:top w:val="single" w:sz="4" w:space="0" w:color="B8D7C8"/>
-          <w:left w:val="single" w:sz="4" w:space="0" w:color="B8D7C8"/>
-          <w:bottom w:val="single" w:sz="4" w:space="0" w:color="B8D7C8"/>
-          <w:right w:val="single" w:sz="4" w:space="0" w:color="B8D7C8"/>
-          <w:insideH w:val="single" w:sz="4" w:space="0" w:color="B8D7C8"/>
-          <w:insideV w:val="single" w:sz="4" w:space="0" w:color="B8D7C8"/>
-        </w:tblBorders>
-      </w:tblPr>
-      <w:tblGrid>
-        <w:gridCol w:w="9360"/>
-      </w:tblGrid>
-      <w:tr>
-        <w:tc>
-          <w:tcPr>
-            <w:tcW w:type="dxa" w:w="9360"/>
-            <w:tcMar>
-              <w:top w:w="80" w:type="dxa"/>
-              <w:bottom w:w="80" w:type="dxa"/>
-              <w:start w:w="120" w:type="dxa"/>
-              <w:end w:w="120" w:type="dxa"/>
-            </w:tcMar>
-            <w:vAlign w:val="top"/>
-            <w:shd w:fill="E8EEF5"/>
-          </w:tcPr>
-          <w:p>
-            <w:pPr>
-              <w:spacing w:before="40" w:after="40" w:line="300" w:lineRule="auto"/>
-            </w:pPr>
-            <w:r>
-              <w:rPr>
-                <w:rFonts w:ascii="Calibri" w:hAnsi="Calibri" w:eastAsia="Microsoft YaHei"/>
-                <w:b/>
-                <w:color w:val="0F766E"/>
-                <w:sz w:val="21"/>
-              </w:rPr>
-              <w:t>本手册仅说明商户账号可以执行的工作；未显示的功能由实例管理员处理。</w:t>
-            </w:r>
-          </w:p>
-        </w:tc>
-      </w:tr>
-    </w:tbl>
     <w:p>
       <w:pPr>
-        <w:spacing w:after="0"/>
+        <w:pStyle w:val="Heading1"/>
+        <w:keepNext/>
+        <w:spacing w:before="40" w:after="60"/>
       </w:pPr>
+      <w:bookmarkStart w:id="1" w:name="manual_toc"/>
+      <w:r>
+        <w:rPr>
+          <w:rFonts w:ascii="Microsoft YaHei" w:hAnsi="Microsoft YaHei" w:eastAsia="微软雅黑"/>
+          <w:b/>
+          <w:color w:val="122737"/>
+          <w:sz w:val="30"/>
+        </w:rPr>
+        <w:t>目录</w:t>
+      </w:r>
+      <w:bookmarkEnd w:id="1"/>
     </w:p>
-    <w:p/>
-    <w:p/>
-    <w:p/>
     <w:p>
       <w:pPr>
-        <w:jc w:val="center"/>
+        <w:spacing w:before="0" w:after="100"/>
       </w:pPr>
       <w:r>
         <w:rPr>
-          <w:rFonts w:ascii="Calibri" w:hAnsi="Calibri" w:eastAsia="Microsoft YaHei"/>
-          <w:color w:val="5B6C7E"/>
-          <w:sz w:val="20"/>
+          <w:rFonts w:ascii="Microsoft YaHei" w:hAnsi="Microsoft YaHei" w:eastAsia="微软雅黑"/>
+          <w:b w:val="0"/>
+          <w:color w:val="586C7C"/>
+          <w:sz w:val="18"/>
         </w:rPr>
-        <w:t>版本日期：2026 年 8 月 5 日</w:t>
+        <w:t>点击目录条目可跳转到对应任务。</w:t>
       </w:r>
+    </w:p>
+    <w:p>
+      <w:pPr>
+        <w:spacing w:before="0" w:after="60"/>
+        <w:ind w:left="198"/>
+      </w:pPr>
+      <w:hyperlink w:anchor="manual_section_01" w:history="1">
+        <w:r>
+          <w:rPr>
+            <w:rFonts w:ascii="Microsoft YaHei" w:hAnsi="Microsoft YaHei" w:eastAsia="微软雅黑"/>
+            <w:b/>
+            <w:color w:val="006C56"/>
+            <w:sz w:val="21"/>
+            <w:u w:val="none"/>
+          </w:rPr>
+          <w:t>1. 登录电脑后台</w:t>
+        </w:r>
+      </w:hyperlink>
+    </w:p>
+    <w:p>
+      <w:pPr>
+        <w:spacing w:before="0" w:after="60"/>
+        <w:ind w:left="198"/>
+      </w:pPr>
+      <w:hyperlink w:anchor="manual_section_02" w:history="1">
+        <w:r>
+          <w:rPr>
+            <w:rFonts w:ascii="Microsoft YaHei" w:hAnsi="Microsoft YaHei" w:eastAsia="微软雅黑"/>
+            <w:b/>
+            <w:color w:val="006C56"/>
+            <w:sz w:val="21"/>
+            <w:u w:val="none"/>
+          </w:rPr>
+          <w:t>2. 查看商家工作台</w:t>
+        </w:r>
+      </w:hyperlink>
+    </w:p>
+    <w:p>
+      <w:pPr>
+        <w:spacing w:before="0" w:after="60"/>
+        <w:ind w:left="198"/>
+      </w:pPr>
+      <w:hyperlink w:anchor="manual_section_03" w:history="1">
+        <w:r>
+          <w:rPr>
+            <w:rFonts w:ascii="Microsoft YaHei" w:hAnsi="Microsoft YaHei" w:eastAsia="微软雅黑"/>
+            <w:b/>
+            <w:color w:val="006C56"/>
+            <w:sz w:val="21"/>
+            <w:u w:val="none"/>
+          </w:rPr>
+          <w:t>3. 维护常用商品</w:t>
+        </w:r>
+      </w:hyperlink>
+    </w:p>
+    <w:p>
+      <w:pPr>
+        <w:spacing w:before="0" w:after="60"/>
+        <w:ind w:left="198"/>
+      </w:pPr>
+      <w:hyperlink w:anchor="manual_section_04" w:history="1">
+        <w:r>
+          <w:rPr>
+            <w:rFonts w:ascii="Microsoft YaHei" w:hAnsi="Microsoft YaHei" w:eastAsia="微软雅黑"/>
+            <w:b/>
+            <w:color w:val="006C56"/>
+            <w:sz w:val="21"/>
+            <w:u w:val="none"/>
+          </w:rPr>
+          <w:t>4. 核对已分配柜机</w:t>
+        </w:r>
+      </w:hyperlink>
+    </w:p>
+    <w:p>
+      <w:pPr>
+        <w:spacing w:before="0" w:after="60"/>
+        <w:ind w:left="198"/>
+      </w:pPr>
+      <w:hyperlink w:anchor="manual_section_05" w:history="1">
+        <w:r>
+          <w:rPr>
+            <w:rFonts w:ascii="Microsoft YaHei" w:hAnsi="Microsoft YaHei" w:eastAsia="微软雅黑"/>
+            <w:b/>
+            <w:color w:val="006C56"/>
+            <w:sz w:val="21"/>
+            <w:u w:val="none"/>
+          </w:rPr>
+          <w:t>5. 登录移动端</w:t>
+        </w:r>
+      </w:hyperlink>
+    </w:p>
+    <w:p>
+      <w:pPr>
+        <w:spacing w:before="0" w:after="60"/>
+        <w:ind w:left="198"/>
+      </w:pPr>
+      <w:hyperlink w:anchor="manual_section_06" w:history="1">
+        <w:r>
+          <w:rPr>
+            <w:rFonts w:ascii="Microsoft YaHei" w:hAnsi="Microsoft YaHei" w:eastAsia="微软雅黑"/>
+            <w:b/>
+            <w:color w:val="006C56"/>
+            <w:sz w:val="21"/>
+            <w:u w:val="none"/>
+          </w:rPr>
+          <w:t>6. 进入移动补货工作台</w:t>
+        </w:r>
+      </w:hyperlink>
+    </w:p>
+    <w:p>
+      <w:pPr>
+        <w:spacing w:before="0" w:after="60"/>
+        <w:ind w:left="198"/>
+      </w:pPr>
+      <w:hyperlink w:anchor="manual_section_07" w:history="1">
+        <w:r>
+          <w:rPr>
+            <w:rFonts w:ascii="Microsoft YaHei" w:hAnsi="Microsoft YaHei" w:eastAsia="微软雅黑"/>
+            <w:b/>
+            <w:color w:val="006C56"/>
+            <w:sz w:val="21"/>
+            <w:u w:val="none"/>
+          </w:rPr>
+          <w:t>7. 开柜前核对</w:t>
+        </w:r>
+      </w:hyperlink>
+    </w:p>
+    <w:p>
+      <w:pPr>
+        <w:spacing w:before="0" w:after="60"/>
+        <w:ind w:left="198"/>
+      </w:pPr>
+      <w:hyperlink w:anchor="manual_section_08" w:history="1">
+        <w:r>
+          <w:rPr>
+            <w:rFonts w:ascii="Microsoft YaHei" w:hAnsi="Microsoft YaHei" w:eastAsia="微软雅黑"/>
+            <w:b/>
+            <w:color w:val="006C56"/>
+            <w:sz w:val="21"/>
+            <w:u w:val="none"/>
+          </w:rPr>
+          <w:t>8. 登记入柜数量</w:t>
+        </w:r>
+      </w:hyperlink>
+    </w:p>
+    <w:p>
+      <w:pPr>
+        <w:spacing w:before="0" w:after="60"/>
+        <w:ind w:left="198"/>
+      </w:pPr>
+      <w:hyperlink w:anchor="manual_section_09" w:history="1">
+        <w:r>
+          <w:rPr>
+            <w:rFonts w:ascii="Microsoft YaHei" w:hAnsi="Microsoft YaHei" w:eastAsia="微软雅黑"/>
+            <w:b/>
+            <w:color w:val="006C56"/>
+            <w:sz w:val="21"/>
+            <w:u w:val="none"/>
+          </w:rPr>
+          <w:t>9. 核对结果和历史记录</w:t>
+        </w:r>
+      </w:hyperlink>
+    </w:p>
+    <w:p>
+      <w:pPr>
+        <w:spacing w:before="0" w:after="60"/>
+        <w:ind w:left="198"/>
+      </w:pPr>
+      <w:hyperlink w:anchor="manual_section_10" w:history="1">
+        <w:r>
+          <w:rPr>
+            <w:rFonts w:ascii="Microsoft YaHei" w:hAnsi="Microsoft YaHei" w:eastAsia="微软雅黑"/>
+            <w:b/>
+            <w:color w:val="006C56"/>
+            <w:sz w:val="21"/>
+            <w:u w:val="none"/>
+          </w:rPr>
+          <w:t>遇到问题</w:t>
+        </w:r>
+      </w:hyperlink>
     </w:p>
     <w:p>
       <w:r>
         <w:br w:type="page"/>
       </w:r>
     </w:p>
-    <w:tbl>
-      <w:tblPr>
-        <w:tblW w:type="dxa" w:w="9360"/>
-        <w:jc w:val="left"/>
-        <w:tblLayout w:type="fixed"/>
-        <w:tblLook w:firstColumn="1" w:firstRow="1" w:lastColumn="0" w:lastRow="0" w:noHBand="0" w:noVBand="1" w:val="04A0"/>
-        <w:tblInd w:w="120" w:type="dxa"/>
-        <w:tblBorders>
-          <w:top w:val="single" w:sz="4" w:space="0" w:color="D6DEE6"/>
-          <w:left w:val="single" w:sz="4" w:space="0" w:color="D6DEE6"/>
-          <w:bottom w:val="single" w:sz="4" w:space="0" w:color="D6DEE6"/>
-          <w:right w:val="single" w:sz="4" w:space="0" w:color="D6DEE6"/>
-          <w:insideH w:val="single" w:sz="4" w:space="0" w:color="D6DEE6"/>
-          <w:insideV w:val="single" w:sz="4" w:space="0" w:color="D6DEE6"/>
-        </w:tblBorders>
-      </w:tblPr>
-      <w:tblGrid>
-        <w:gridCol w:w="2700"/>
-        <w:gridCol w:w="6660"/>
-      </w:tblGrid>
-      <w:tr>
-        <w:trPr>
-          <w:tblHeader/>
-        </w:trPr>
-        <w:tc>
-          <w:tcPr>
-            <w:tcW w:type="dxa" w:w="2700"/>
-            <w:tcMar>
-              <w:top w:w="80" w:type="dxa"/>
-              <w:bottom w:w="80" w:type="dxa"/>
-              <w:start w:w="120" w:type="dxa"/>
-              <w:end w:w="120" w:type="dxa"/>
-            </w:tcMar>
-            <w:vAlign w:val="top"/>
-            <w:shd w:fill="E8EEF5"/>
-          </w:tcPr>
-          <w:p>
-            <w:pPr>
-              <w:spacing w:after="0"/>
-            </w:pPr>
-            <w:r>
-              <w:rPr>
-                <w:rFonts w:ascii="Calibri" w:hAnsi="Calibri" w:eastAsia="Microsoft YaHei"/>
-                <w:b/>
-                <w:color w:val="1F4D78"/>
-                <w:sz w:val="21"/>
-              </w:rPr>
-              <w:t>使用入口</w:t>
-            </w:r>
-          </w:p>
-        </w:tc>
-        <w:tc>
-          <w:tcPr>
-            <w:tcW w:type="dxa" w:w="6660"/>
-            <w:tcMar>
-              <w:top w:w="80" w:type="dxa"/>
-              <w:bottom w:w="80" w:type="dxa"/>
-              <w:start w:w="120" w:type="dxa"/>
-              <w:end w:w="120" w:type="dxa"/>
-            </w:tcMar>
-            <w:vAlign w:val="top"/>
-          </w:tcPr>
-          <w:p>
-            <w:pPr>
-              <w:spacing w:after="0" w:line="288" w:lineRule="auto"/>
-            </w:pPr>
-            <w:r>
-              <w:rPr>
-                <w:rFonts w:ascii="Calibri" w:hAnsi="Calibri" w:eastAsia="Microsoft YaHei"/>
-                <w:color w:val="0B2545"/>
-                <w:sz w:val="21"/>
-              </w:rPr>
-              <w:t>电脑后台：https://vending.5gogogo.top/login</w:t>
-            </w:r>
-          </w:p>
-        </w:tc>
-      </w:tr>
-      <w:tr>
-        <w:tc>
-          <w:tcPr>
-            <w:tcW w:type="dxa" w:w="2700"/>
-            <w:tcMar>
-              <w:top w:w="80" w:type="dxa"/>
-              <w:bottom w:w="80" w:type="dxa"/>
-              <w:start w:w="120" w:type="dxa"/>
-              <w:end w:w="120" w:type="dxa"/>
-            </w:tcMar>
-            <w:vAlign w:val="top"/>
-            <w:shd w:fill="E8EEF5"/>
-          </w:tcPr>
-          <w:p>
-            <w:pPr>
-              <w:spacing w:after="0"/>
-            </w:pPr>
-            <w:r>
-              <w:rPr>
-                <w:rFonts w:ascii="Calibri" w:hAnsi="Calibri" w:eastAsia="Microsoft YaHei"/>
-                <w:b/>
-                <w:color w:val="1F4D78"/>
-                <w:sz w:val="21"/>
-              </w:rPr>
-              <w:t>主要职责</w:t>
-            </w:r>
-          </w:p>
-        </w:tc>
-        <w:tc>
-          <w:tcPr>
-            <w:tcW w:type="dxa" w:w="6660"/>
-            <w:tcMar>
-              <w:top w:w="80" w:type="dxa"/>
-              <w:bottom w:w="80" w:type="dxa"/>
-              <w:start w:w="120" w:type="dxa"/>
-              <w:end w:w="120" w:type="dxa"/>
-            </w:tcMar>
-            <w:vAlign w:val="top"/>
-            <w:shd w:fill="FAFBFC"/>
-          </w:tcPr>
-          <w:p>
-            <w:pPr>
-              <w:spacing w:after="0" w:line="288" w:lineRule="auto"/>
-            </w:pPr>
-            <w:r>
-              <w:rPr>
-                <w:rFonts w:ascii="Calibri" w:hAnsi="Calibri" w:eastAsia="Microsoft YaHei"/>
-                <w:color w:val="0B2545"/>
-                <w:sz w:val="21"/>
-              </w:rPr>
-              <w:t>查看本人补货模板、入柜记录和已分配柜机。</w:t>
-            </w:r>
-          </w:p>
-        </w:tc>
-      </w:tr>
-      <w:tr>
-        <w:tc>
-          <w:tcPr>
-            <w:tcW w:type="dxa" w:w="2700"/>
-            <w:tcMar>
-              <w:top w:w="80" w:type="dxa"/>
-              <w:bottom w:w="80" w:type="dxa"/>
-              <w:start w:w="120" w:type="dxa"/>
-              <w:end w:w="120" w:type="dxa"/>
-            </w:tcMar>
-            <w:vAlign w:val="top"/>
-            <w:shd w:fill="E8EEF5"/>
-          </w:tcPr>
-          <w:p>
-            <w:pPr>
-              <w:spacing w:after="0"/>
-            </w:pPr>
-            <w:r>
-              <w:rPr>
-                <w:rFonts w:ascii="Calibri" w:hAnsi="Calibri" w:eastAsia="Microsoft YaHei"/>
-                <w:b/>
-                <w:color w:val="1F4D78"/>
-                <w:sz w:val="21"/>
-              </w:rPr>
-              <w:t>权限范围</w:t>
-            </w:r>
-          </w:p>
-        </w:tc>
-        <w:tc>
-          <w:tcPr>
-            <w:tcW w:type="dxa" w:w="6660"/>
-            <w:tcMar>
-              <w:top w:w="80" w:type="dxa"/>
-              <w:bottom w:w="80" w:type="dxa"/>
-              <w:start w:w="120" w:type="dxa"/>
-              <w:end w:w="120" w:type="dxa"/>
-            </w:tcMar>
-            <w:vAlign w:val="top"/>
-          </w:tcPr>
-          <w:p>
-            <w:pPr>
-              <w:spacing w:after="0" w:line="288" w:lineRule="auto"/>
-            </w:pPr>
-            <w:r>
-              <w:t>可见范围以实例管理员分配给本人的柜机和记录为准。</w:t>
-            </w:r>
-          </w:p>
-        </w:tc>
-      </w:tr>
-    </w:tbl>
     <w:p>
       <w:pPr>
-        <w:spacing w:after="0"/>
+        <w:pStyle w:val="Heading1"/>
+        <w:keepNext/>
+        <w:spacing w:before="200" w:after="100"/>
       </w:pPr>
+      <w:bookmarkStart w:id="2" w:name="manual_section_01"/>
+      <w:r>
+        <w:rPr>
+          <w:rFonts w:ascii="Microsoft YaHei" w:hAnsi="Microsoft YaHei" w:eastAsia="微软雅黑"/>
+          <w:b/>
+          <w:color w:val="122737"/>
+          <w:sz w:val="30"/>
+        </w:rPr>
+        <w:t>1. 登录电脑后台</w:t>
+      </w:r>
+      <w:bookmarkEnd w:id="2"/>
     </w:p>
     <w:p>
       <w:pPr>
-        <w:pStyle w:val="Heading1"/>
+        <w:spacing w:before="80" w:after="80"/>
+        <w:shd w:fill="EEF5F8"/>
+        <w:pBdr>
+          <w:top w:val="single" w:sz="7" w:space="7" w:color="087A63"/>
+          <w:left w:val="single" w:sz="7" w:space="7" w:color="087A63"/>
+          <w:bottom w:val="single" w:sz="7" w:space="7" w:color="087A63"/>
+          <w:right w:val="single" w:sz="7" w:space="7" w:color="087A63"/>
+        </w:pBdr>
       </w:pPr>
       <w:r>
-        <w:t>登录后台</w:t>
+        <w:rPr>
+          <w:rFonts w:ascii="Microsoft YaHei" w:hAnsi="Microsoft YaHei" w:eastAsia="微软雅黑"/>
+          <w:b/>
+          <w:color w:val="006C56"/>
+          <w:sz w:val="20"/>
+        </w:rPr>
+        <w:t xml:space="preserve">用途　</w:t>
+      </w:r>
+      <w:r>
+        <w:rPr>
+          <w:rFonts w:ascii="Microsoft YaHei" w:hAnsi="Microsoft YaHei" w:eastAsia="微软雅黑"/>
+          <w:b w:val="0"/>
+          <w:color w:val="122737"/>
+          <w:sz w:val="20"/>
+        </w:rPr>
+        <w:t>进入商家工作台，确认账号对应的实例和商家资料。</w:t>
       </w:r>
     </w:p>
     <w:p>
       <w:pPr>
-        <w:spacing w:before="0" w:after="80" w:line="300" w:lineRule="auto"/>
+        <w:keepNext/>
+        <w:spacing w:before="120" w:after="60"/>
+      </w:pPr>
+      <w:r>
+        <w:rPr>
+          <w:rFonts w:ascii="Microsoft YaHei" w:hAnsi="Microsoft YaHei" w:eastAsia="微软雅黑"/>
+          <w:b/>
+          <w:color w:val="006C56"/>
+          <w:sz w:val="21"/>
+        </w:rPr>
+        <w:t>操作步骤</w:t>
+      </w:r>
+    </w:p>
+    <w:p>
+      <w:pPr>
         <w:numPr>
           <w:ilvl w:val="0"/>
           <w:numId w:val="10"/>
@@ -329,16 +346,16 @@
       </w:pPr>
       <w:r>
         <w:rPr>
-          <w:rFonts w:ascii="Calibri" w:hAnsi="Calibri" w:eastAsia="Microsoft YaHei"/>
-          <w:color w:val="0B2545"/>
-          <w:sz w:val="22"/>
+          <w:rFonts w:ascii="Microsoft YaHei" w:hAnsi="Microsoft YaHei" w:eastAsia="微软雅黑"/>
+          <w:b w:val="0"/>
+          <w:color w:val="122737"/>
+          <w:sz w:val="21"/>
         </w:rPr>
-        <w:t>打开电脑后台：https://vending.5gogogo.top/login。</w:t>
+        <w:t>打开 `https://vending.5gogogo.top/login`。</w:t>
       </w:r>
     </w:p>
     <w:p>
       <w:pPr>
-        <w:spacing w:before="0" w:after="80" w:line="300" w:lineRule="auto"/>
         <w:numPr>
           <w:ilvl w:val="0"/>
           <w:numId w:val="10"/>
@@ -346,16 +363,16 @@
       </w:pPr>
       <w:r>
         <w:rPr>
-          <w:rFonts w:ascii="Calibri" w:hAnsi="Calibri" w:eastAsia="Microsoft YaHei"/>
-          <w:color w:val="0B2545"/>
-          <w:sz w:val="22"/>
+          <w:rFonts w:ascii="Microsoft YaHei" w:hAnsi="Microsoft YaHei" w:eastAsia="微软雅黑"/>
+          <w:b w:val="0"/>
+          <w:color w:val="122737"/>
+          <w:sz w:val="21"/>
         </w:rPr>
-        <w:t>输入已经开通的后台账号和密码。</w:t>
+        <w:t>填写已开通的后台账号和密码。</w:t>
       </w:r>
     </w:p>
     <w:p>
       <w:pPr>
-        <w:spacing w:before="0" w:after="80" w:line="300" w:lineRule="auto"/>
         <w:numPr>
           <w:ilvl w:val="0"/>
           <w:numId w:val="10"/>
@@ -363,16 +380,16 @@
       </w:pPr>
       <w:r>
         <w:rPr>
-          <w:rFonts w:ascii="Calibri" w:hAnsi="Calibri" w:eastAsia="Microsoft YaHei"/>
-          <w:color w:val="0B2545"/>
-          <w:sz w:val="22"/>
+          <w:rFonts w:ascii="Microsoft YaHei" w:hAnsi="Microsoft YaHei" w:eastAsia="微软雅黑"/>
+          <w:b w:val="0"/>
+          <w:color w:val="122737"/>
+          <w:sz w:val="21"/>
         </w:rPr>
-        <w:t>登录后确认页面身份显示为“商家”。</w:t>
+        <w:t>选择“进入后台”。</w:t>
       </w:r>
     </w:p>
     <w:p>
       <w:pPr>
-        <w:spacing w:before="0" w:after="80" w:line="300" w:lineRule="auto"/>
         <w:numPr>
           <w:ilvl w:val="0"/>
           <w:numId w:val="10"/>
@@ -380,23 +397,24 @@
       </w:pPr>
       <w:r>
         <w:rPr>
-          <w:rFonts w:ascii="Calibri" w:hAnsi="Calibri" w:eastAsia="Microsoft YaHei"/>
-          <w:color w:val="0B2545"/>
-          <w:sz w:val="22"/>
+          <w:rFonts w:ascii="Microsoft YaHei" w:hAnsi="Microsoft YaHei" w:eastAsia="微软雅黑"/>
+          <w:b w:val="0"/>
+          <w:color w:val="122737"/>
+          <w:sz w:val="21"/>
         </w:rPr>
-        <w:t>核对当前实例或工作范围后再开始操作。</w:t>
+        <w:t>核对左侧身份为“商家”。</w:t>
       </w:r>
     </w:p>
     <w:p>
       <w:pPr>
-        <w:keepNext/>
+        <w:spacing w:before="80" w:after="40"/>
         <w:jc w:val="center"/>
       </w:pPr>
       <w:r>
         <w:drawing>
           <wp:inline xmlns:a="http://schemas.openxmlformats.org/drawingml/2006/main" xmlns:pic="http://schemas.openxmlformats.org/drawingml/2006/picture">
-            <wp:extent cx="4754880" cy="2674620"/>
-            <wp:docPr id="1" name="电脑后台登录页" title="电脑后台登录页" descr="公益智助柜电脑后台登录页，包含账号和密码输入框。"/>
+            <wp:extent cx="7023483" cy="4536000"/>
+            <wp:docPr id="1" name="Picture 1" descr="图 1　后台登录入口" title="图 1　后台登录入口"/>
             <wp:cNvGraphicFramePr>
               <a:graphicFrameLocks noChangeAspect="1"/>
             </wp:cNvGraphicFramePr>
@@ -404,7 +422,7 @@
               <a:graphicData uri="http://schemas.openxmlformats.org/drawingml/2006/picture">
                 <pic:pic>
                   <pic:nvPicPr>
-                    <pic:cNvPr id="0" name="backoffice-login-public-1280x720-20260729.png"/>
+                    <pic:cNvPr id="0" name="backoffice-login.png"/>
                     <pic:cNvPicPr/>
                   </pic:nvPicPr>
                   <pic:blipFill>
@@ -416,7 +434,7 @@
                   <pic:spPr>
                     <a:xfrm>
                       <a:off x="0" y="0"/>
-                      <a:ext cx="4754880" cy="2674620"/>
+                      <a:ext cx="7023483" cy="4536000"/>
                     </a:xfrm>
                     <a:prstGeom prst="rect"/>
                   </pic:spPr>
@@ -429,25 +447,113 @@
     </w:p>
     <w:p>
       <w:pPr>
-        <w:pStyle w:val="Caption"/>
-        <w:keepLines/>
+        <w:pStyle w:val="FigureCaption"/>
         <w:jc w:val="center"/>
       </w:pPr>
       <w:r>
-        <w:t>电脑后台登录页。请使用本人账号登录，账号和密码仅限本人保管。</w:t>
+        <w:t>图 1　后台登录入口</w:t>
+      </w:r>
+    </w:p>
+    <w:p>
+      <w:pPr>
+        <w:spacing w:before="80" w:after="80"/>
+        <w:shd w:fill="EDF7F1"/>
+        <w:pBdr>
+          <w:top w:val="single" w:sz="7" w:space="7" w:color="087A63"/>
+          <w:left w:val="single" w:sz="7" w:space="7" w:color="087A63"/>
+          <w:bottom w:val="single" w:sz="7" w:space="7" w:color="087A63"/>
+          <w:right w:val="single" w:sz="7" w:space="7" w:color="087A63"/>
+        </w:pBdr>
+      </w:pPr>
+      <w:r>
+        <w:rPr>
+          <w:rFonts w:ascii="Microsoft YaHei" w:hAnsi="Microsoft YaHei" w:eastAsia="微软雅黑"/>
+          <w:b/>
+          <w:color w:val="006C56"/>
+          <w:sz w:val="20"/>
+        </w:rPr>
+        <w:t xml:space="preserve">完成标志　</w:t>
+      </w:r>
+      <w:r>
+        <w:rPr>
+          <w:rFonts w:ascii="Microsoft YaHei" w:hAnsi="Microsoft YaHei" w:eastAsia="微软雅黑"/>
+          <w:b w:val="0"/>
+          <w:color w:val="122737"/>
+          <w:sz w:val="20"/>
+        </w:rPr>
+        <w:t>登录后自动进入“商家工作台”，页面显示本人可补货范围。</w:t>
+      </w:r>
+    </w:p>
+    <w:p>
+      <w:r>
+        <w:br w:type="page"/>
       </w:r>
     </w:p>
     <w:p>
       <w:pPr>
         <w:pStyle w:val="Heading1"/>
+        <w:keepNext/>
+        <w:spacing w:before="200" w:after="100"/>
+      </w:pPr>
+      <w:bookmarkStart w:id="3" w:name="manual_section_02"/>
+      <w:r>
+        <w:rPr>
+          <w:rFonts w:ascii="Microsoft YaHei" w:hAnsi="Microsoft YaHei" w:eastAsia="微软雅黑"/>
+          <w:b/>
+          <w:color w:val="122737"/>
+          <w:sz w:val="30"/>
+        </w:rPr>
+        <w:t>2. 查看商家工作台</w:t>
+      </w:r>
+      <w:bookmarkEnd w:id="3"/>
+    </w:p>
+    <w:p>
+      <w:pPr>
+        <w:spacing w:before="80" w:after="80"/>
+        <w:shd w:fill="EEF5F8"/>
+        <w:pBdr>
+          <w:top w:val="single" w:sz="7" w:space="7" w:color="087A63"/>
+          <w:left w:val="single" w:sz="7" w:space="7" w:color="087A63"/>
+          <w:bottom w:val="single" w:sz="7" w:space="7" w:color="087A63"/>
+          <w:right w:val="single" w:sz="7" w:space="7" w:color="087A63"/>
+        </w:pBdr>
       </w:pPr>
       <w:r>
-        <w:t>查看补货信息</w:t>
+        <w:rPr>
+          <w:rFonts w:ascii="Microsoft YaHei" w:hAnsi="Microsoft YaHei" w:eastAsia="微软雅黑"/>
+          <w:b/>
+          <w:color w:val="006C56"/>
+          <w:sz w:val="20"/>
+        </w:rPr>
+        <w:t xml:space="preserve">用途　</w:t>
+      </w:r>
+      <w:r>
+        <w:rPr>
+          <w:rFonts w:ascii="Microsoft YaHei" w:hAnsi="Microsoft YaHei" w:eastAsia="微软雅黑"/>
+          <w:b w:val="0"/>
+          <w:color w:val="122737"/>
+          <w:sz w:val="20"/>
+        </w:rPr>
+        <w:t>在出发前确认可用模板、累计补货、被领取件数和最近入柜记录。</w:t>
       </w:r>
     </w:p>
     <w:p>
       <w:pPr>
-        <w:spacing w:before="0" w:after="80" w:line="300" w:lineRule="auto"/>
+        <w:keepNext/>
+        <w:spacing w:before="120" w:after="60"/>
+      </w:pPr>
+      <w:r>
+        <w:rPr>
+          <w:rFonts w:ascii="Microsoft YaHei" w:hAnsi="Microsoft YaHei" w:eastAsia="微软雅黑"/>
+          <w:b/>
+          <w:color w:val="006C56"/>
+          <w:sz w:val="21"/>
+        </w:rPr>
+        <w:t>操作步骤</w:t>
+      </w:r>
+    </w:p>
+    <w:p>
+      <w:pPr>
         <w:numPr>
           <w:ilvl w:val="0"/>
           <w:numId w:val="11"/>
@@ -455,16 +561,16 @@
       </w:pPr>
       <w:r>
         <w:rPr>
-          <w:rFonts w:ascii="Calibri" w:hAnsi="Calibri" w:eastAsia="Microsoft YaHei"/>
-          <w:color w:val="0B2545"/>
-          <w:sz w:val="22"/>
+          <w:rFonts w:ascii="Microsoft YaHei" w:hAnsi="Microsoft YaHei" w:eastAsia="微软雅黑"/>
+          <w:b w:val="0"/>
+          <w:color w:val="122737"/>
+          <w:sz w:val="21"/>
         </w:rPr>
         <w:t>打开“商家工作台”。</w:t>
       </w:r>
     </w:p>
     <w:p>
       <w:pPr>
-        <w:spacing w:before="0" w:after="80" w:line="300" w:lineRule="auto"/>
         <w:numPr>
           <w:ilvl w:val="0"/>
           <w:numId w:val="11"/>
@@ -472,16 +578,16 @@
       </w:pPr>
       <w:r>
         <w:rPr>
-          <w:rFonts w:ascii="Calibri" w:hAnsi="Calibri" w:eastAsia="Microsoft YaHei"/>
-          <w:color w:val="0B2545"/>
-          <w:sz w:val="22"/>
+          <w:rFonts w:ascii="Microsoft YaHei" w:hAnsi="Microsoft YaHei" w:eastAsia="微软雅黑"/>
+          <w:b w:val="0"/>
+          <w:color w:val="122737"/>
+          <w:sz w:val="21"/>
         </w:rPr>
-        <w:t>查看可补货货品模板、建议数量和本人最近入柜记录。</w:t>
+        <w:t>核对“可用模板”“累计补货”和“被领取件数”。</w:t>
       </w:r>
     </w:p>
     <w:p>
       <w:pPr>
-        <w:spacing w:before="0" w:after="80" w:line="300" w:lineRule="auto"/>
         <w:numPr>
           <w:ilvl w:val="0"/>
           <w:numId w:val="11"/>
@@ -489,16 +595,16 @@
       </w:pPr>
       <w:r>
         <w:rPr>
-          <w:rFonts w:ascii="Calibri" w:hAnsi="Calibri" w:eastAsia="Microsoft YaHei"/>
-          <w:color w:val="0B2545"/>
-          <w:sz w:val="22"/>
+          <w:rFonts w:ascii="Microsoft YaHei" w:hAnsi="Microsoft YaHei" w:eastAsia="微软雅黑"/>
+          <w:b w:val="0"/>
+          <w:color w:val="122737"/>
+          <w:sz w:val="21"/>
         </w:rPr>
-        <w:t>核对货品名称、规格和当前工作要求。</w:t>
+        <w:t>查看“最近入柜记录”，确认上次操作时间和数量。</w:t>
       </w:r>
     </w:p>
     <w:p>
       <w:pPr>
-        <w:spacing w:before="0" w:after="80" w:line="300" w:lineRule="auto"/>
         <w:numPr>
           <w:ilvl w:val="0"/>
           <w:numId w:val="11"/>
@@ -506,24 +612,163 @@
       </w:pPr>
       <w:r>
         <w:rPr>
-          <w:rFonts w:ascii="Calibri" w:hAnsi="Calibri" w:eastAsia="Microsoft YaHei"/>
-          <w:color w:val="0B2545"/>
-          <w:sz w:val="22"/>
+          <w:rFonts w:ascii="Microsoft YaHei" w:hAnsi="Microsoft YaHei" w:eastAsia="微软雅黑"/>
+          <w:b w:val="0"/>
+          <w:color w:val="122737"/>
+          <w:sz w:val="21"/>
         </w:rPr>
-        <w:t>没有可用模板时，先联系实例管理员确认模板是否启用。</w:t>
+        <w:t>检查“可补货清单”，确定本次需要处理的商品。</w:t>
+      </w:r>
+    </w:p>
+    <w:p>
+      <w:pPr>
+        <w:spacing w:before="80" w:after="40"/>
+        <w:jc w:val="center"/>
+      </w:pPr>
+      <w:r>
+        <w:drawing>
+          <wp:inline xmlns:a="http://schemas.openxmlformats.org/drawingml/2006/main" xmlns:pic="http://schemas.openxmlformats.org/drawingml/2006/picture">
+            <wp:extent cx="6012000" cy="3990724"/>
+            <wp:docPr id="2" name="Picture 2" descr="图 2　商家工作台" title="图 2　商家工作台"/>
+            <wp:cNvGraphicFramePr>
+              <a:graphicFrameLocks noChangeAspect="1"/>
+            </wp:cNvGraphicFramePr>
+            <a:graphic>
+              <a:graphicData uri="http://schemas.openxmlformats.org/drawingml/2006/picture">
+                <pic:pic>
+                  <pic:nvPicPr>
+                    <pic:cNvPr id="0" name="workbench.png"/>
+                    <pic:cNvPicPr/>
+                  </pic:nvPicPr>
+                  <pic:blipFill>
+                    <a:blip r:embed="rId12"/>
+                    <a:stretch>
+                      <a:fillRect/>
+                    </a:stretch>
+                  </pic:blipFill>
+                  <pic:spPr>
+                    <a:xfrm>
+                      <a:off x="0" y="0"/>
+                      <a:ext cx="6012000" cy="3990724"/>
+                    </a:xfrm>
+                    <a:prstGeom prst="rect"/>
+                  </pic:spPr>
+                </pic:pic>
+              </a:graphicData>
+            </a:graphic>
+          </wp:inline>
+        </w:drawing>
+      </w:r>
+    </w:p>
+    <w:p>
+      <w:pPr>
+        <w:pStyle w:val="FigureCaption"/>
+        <w:jc w:val="center"/>
+      </w:pPr>
+      <w:r>
+        <w:t>图 2　商家工作台</w:t>
+      </w:r>
+    </w:p>
+    <w:p>
+      <w:pPr>
+        <w:spacing w:before="80" w:after="80"/>
+        <w:shd w:fill="EDF7F1"/>
+        <w:pBdr>
+          <w:top w:val="single" w:sz="7" w:space="7" w:color="087A63"/>
+          <w:left w:val="single" w:sz="7" w:space="7" w:color="087A63"/>
+          <w:bottom w:val="single" w:sz="7" w:space="7" w:color="087A63"/>
+          <w:right w:val="single" w:sz="7" w:space="7" w:color="087A63"/>
+        </w:pBdr>
+      </w:pPr>
+      <w:r>
+        <w:rPr>
+          <w:rFonts w:ascii="Microsoft YaHei" w:hAnsi="Microsoft YaHei" w:eastAsia="微软雅黑"/>
+          <w:b/>
+          <w:color w:val="006C56"/>
+          <w:sz w:val="20"/>
+        </w:rPr>
+        <w:t xml:space="preserve">完成标志　</w:t>
+      </w:r>
+      <w:r>
+        <w:rPr>
+          <w:rFonts w:ascii="Microsoft YaHei" w:hAnsi="Microsoft YaHei" w:eastAsia="微软雅黑"/>
+          <w:b w:val="0"/>
+          <w:color w:val="122737"/>
+          <w:sz w:val="20"/>
+        </w:rPr>
+        <w:t>本次可用模板和补货清单已明确，最近入柜记录可以核对。</w:t>
+      </w:r>
+    </w:p>
+    <w:p>
+      <w:r>
+        <w:br w:type="page"/>
       </w:r>
     </w:p>
     <w:p>
       <w:pPr>
         <w:pStyle w:val="Heading1"/>
+        <w:keepNext/>
+        <w:spacing w:before="200" w:after="100"/>
+      </w:pPr>
+      <w:bookmarkStart w:id="4" w:name="manual_section_03"/>
+      <w:r>
+        <w:rPr>
+          <w:rFonts w:ascii="Microsoft YaHei" w:hAnsi="Microsoft YaHei" w:eastAsia="微软雅黑"/>
+          <w:b/>
+          <w:color w:val="122737"/>
+          <w:sz w:val="30"/>
+        </w:rPr>
+        <w:t>3. 维护常用商品</w:t>
+      </w:r>
+      <w:bookmarkEnd w:id="4"/>
+    </w:p>
+    <w:p>
+      <w:pPr>
+        <w:spacing w:before="80" w:after="80"/>
+        <w:shd w:fill="EEF5F8"/>
+        <w:pBdr>
+          <w:top w:val="single" w:sz="7" w:space="7" w:color="087A63"/>
+          <w:left w:val="single" w:sz="7" w:space="7" w:color="087A63"/>
+          <w:bottom w:val="single" w:sz="7" w:space="7" w:color="087A63"/>
+          <w:right w:val="single" w:sz="7" w:space="7" w:color="087A63"/>
+        </w:pBdr>
       </w:pPr>
       <w:r>
-        <w:t>查看已分配柜机</w:t>
+        <w:rPr>
+          <w:rFonts w:ascii="Microsoft YaHei" w:hAnsi="Microsoft YaHei" w:eastAsia="微软雅黑"/>
+          <w:b/>
+          <w:color w:val="006C56"/>
+          <w:sz w:val="20"/>
+        </w:rPr>
+        <w:t xml:space="preserve">用途　</w:t>
+      </w:r>
+      <w:r>
+        <w:rPr>
+          <w:rFonts w:ascii="Microsoft YaHei" w:hAnsi="Microsoft YaHei" w:eastAsia="微软雅黑"/>
+          <w:b w:val="0"/>
+          <w:color w:val="122737"/>
+          <w:sz w:val="20"/>
+        </w:rPr>
+        <w:t>建立补货时可直接选择的商品模板，减少现场重复录入。</w:t>
       </w:r>
     </w:p>
     <w:p>
       <w:pPr>
-        <w:spacing w:before="0" w:after="80" w:line="300" w:lineRule="auto"/>
+        <w:keepNext/>
+        <w:spacing w:before="120" w:after="60"/>
+      </w:pPr>
+      <w:r>
+        <w:rPr>
+          <w:rFonts w:ascii="Microsoft YaHei" w:hAnsi="Microsoft YaHei" w:eastAsia="微软雅黑"/>
+          <w:b/>
+          <w:color w:val="006C56"/>
+          <w:sz w:val="21"/>
+        </w:rPr>
+        <w:t>操作步骤</w:t>
+      </w:r>
+    </w:p>
+    <w:p>
+      <w:pPr>
         <w:numPr>
           <w:ilvl w:val="0"/>
           <w:numId w:val="12"/>
@@ -531,16 +776,16 @@
       </w:pPr>
       <w:r>
         <w:rPr>
-          <w:rFonts w:ascii="Calibri" w:hAnsi="Calibri" w:eastAsia="Microsoft YaHei"/>
-          <w:color w:val="0B2545"/>
-          <w:sz w:val="22"/>
+          <w:rFonts w:ascii="Microsoft YaHei" w:hAnsi="Microsoft YaHei" w:eastAsia="微软雅黑"/>
+          <w:b w:val="0"/>
+          <w:color w:val="122737"/>
+          <w:sz w:val="21"/>
         </w:rPr>
-        <w:t>打开“柜机监控”，确认目标柜机在列表中。</w:t>
+        <w:t>在移动端商家首页选择“常用商品”。</w:t>
       </w:r>
     </w:p>
     <w:p>
       <w:pPr>
-        <w:spacing w:before="0" w:after="80" w:line="300" w:lineRule="auto"/>
         <w:numPr>
           <w:ilvl w:val="0"/>
           <w:numId w:val="12"/>
@@ -548,16 +793,16 @@
       </w:pPr>
       <w:r>
         <w:rPr>
-          <w:rFonts w:ascii="Calibri" w:hAnsi="Calibri" w:eastAsia="Microsoft YaHei"/>
-          <w:color w:val="0B2545"/>
-          <w:sz w:val="22"/>
+          <w:rFonts w:ascii="Microsoft YaHei" w:hAnsi="Microsoft YaHei" w:eastAsia="微软雅黑"/>
+          <w:b w:val="0"/>
+          <w:color w:val="122737"/>
+          <w:sz w:val="21"/>
         </w:rPr>
-        <w:t>进入柜机详情，核对柜机编号、在线状态、货门和可见库存。</w:t>
+        <w:t>填写商品编号、全称、简称、分类、规格和厂家。</w:t>
       </w:r>
     </w:p>
     <w:p>
       <w:pPr>
-        <w:spacing w:before="0" w:after="80" w:line="300" w:lineRule="auto"/>
         <w:numPr>
           <w:ilvl w:val="0"/>
           <w:numId w:val="12"/>
@@ -565,16 +810,16 @@
       </w:pPr>
       <w:r>
         <w:rPr>
-          <w:rFonts w:ascii="Calibri" w:hAnsi="Calibri" w:eastAsia="Microsoft YaHei"/>
-          <w:color w:val="0B2545"/>
-          <w:sz w:val="22"/>
+          <w:rFonts w:ascii="Microsoft YaHei" w:hAnsi="Microsoft YaHei" w:eastAsia="微软雅黑"/>
+          <w:b w:val="0"/>
+          <w:color w:val="122737"/>
+          <w:sz w:val="21"/>
         </w:rPr>
-        <w:t>只处理页面明确显示且分配给自己的柜机。</w:t>
+        <w:t>设置默认数量和默认保质天数。</w:t>
       </w:r>
     </w:p>
     <w:p>
       <w:pPr>
-        <w:spacing w:before="0" w:after="80" w:line="300" w:lineRule="auto"/>
         <w:numPr>
           <w:ilvl w:val="0"/>
           <w:numId w:val="12"/>
@@ -582,78 +827,180 @@
       </w:pPr>
       <w:r>
         <w:rPr>
-          <w:rFonts w:ascii="Calibri" w:hAnsi="Calibri" w:eastAsia="Microsoft YaHei"/>
-          <w:color w:val="0B2545"/>
-          <w:sz w:val="22"/>
+          <w:rFonts w:ascii="Microsoft YaHei" w:hAnsi="Microsoft YaHei" w:eastAsia="微软雅黑"/>
+          <w:b w:val="0"/>
+          <w:color w:val="122737"/>
+          <w:sz w:val="21"/>
         </w:rPr>
-        <w:t>现场库存与页面不一致时，记录柜机、货门和差异数量，交由实例管理员复核。</w:t>
+        <w:t>需要图片时选择拍摄或本地图片。</w:t>
       </w:r>
     </w:p>
-    <w:tbl>
-      <w:tblPr>
-        <w:tblW w:type="dxa" w:w="9360"/>
-        <w:jc w:val="left"/>
-        <w:tblLayout w:type="fixed"/>
-        <w:tblLook w:firstColumn="1" w:firstRow="1" w:lastColumn="0" w:lastRow="0" w:noHBand="0" w:noVBand="1" w:val="04A0"/>
-        <w:tblInd w:w="120" w:type="dxa"/>
-        <w:tblBorders>
-          <w:top w:val="single" w:sz="4" w:space="0" w:color="B8D7C8"/>
-          <w:left w:val="single" w:sz="4" w:space="0" w:color="B8D7C8"/>
-          <w:bottom w:val="single" w:sz="4" w:space="0" w:color="B8D7C8"/>
-          <w:right w:val="single" w:sz="4" w:space="0" w:color="B8D7C8"/>
-          <w:insideH w:val="single" w:sz="4" w:space="0" w:color="B8D7C8"/>
-          <w:insideV w:val="single" w:sz="4" w:space="0" w:color="B8D7C8"/>
-        </w:tblBorders>
-      </w:tblPr>
-      <w:tblGrid>
-        <w:gridCol w:w="9360"/>
-      </w:tblGrid>
-      <w:tr>
-        <w:tc>
-          <w:tcPr>
-            <w:tcW w:type="dxa" w:w="9360"/>
-            <w:tcMar>
-              <w:top w:w="80" w:type="dxa"/>
-              <w:bottom w:w="80" w:type="dxa"/>
-              <w:start w:w="120" w:type="dxa"/>
-              <w:end w:w="120" w:type="dxa"/>
-            </w:tcMar>
-            <w:vAlign w:val="top"/>
-            <w:shd w:fill="E8F5EE"/>
-          </w:tcPr>
-          <w:p>
-            <w:pPr>
-              <w:spacing w:before="40" w:after="40" w:line="300" w:lineRule="auto"/>
-            </w:pPr>
-            <w:r>
-              <w:rPr>
-                <w:rFonts w:ascii="Calibri" w:hAnsi="Calibri" w:eastAsia="Microsoft YaHei"/>
-                <w:b/>
-                <w:color w:val="0F766E"/>
-                <w:sz w:val="21"/>
-              </w:rPr>
-              <w:t>人员管理、实例设置、远程开门和完整日志不属于商户权限。页面没有显示这些入口属于正常限制。</w:t>
-            </w:r>
-          </w:p>
-        </w:tc>
-      </w:tr>
-    </w:tbl>
     <w:p>
       <w:pPr>
-        <w:spacing w:after="0"/>
+        <w:numPr>
+          <w:ilvl w:val="0"/>
+          <w:numId w:val="12"/>
+        </w:numPr>
       </w:pPr>
+      <w:r>
+        <w:rPr>
+          <w:rFonts w:ascii="Microsoft YaHei" w:hAnsi="Microsoft YaHei" w:eastAsia="微软雅黑"/>
+          <w:b w:val="0"/>
+          <w:color w:val="122737"/>
+          <w:sz w:val="21"/>
+        </w:rPr>
+        <w:t>选择“新增常用商品”，再在列表中检索核对。</w:t>
+      </w:r>
+    </w:p>
+    <w:p>
+      <w:pPr>
+        <w:spacing w:before="80" w:after="40"/>
+        <w:jc w:val="center"/>
+      </w:pPr>
+      <w:r>
+        <w:drawing>
+          <wp:inline xmlns:a="http://schemas.openxmlformats.org/drawingml/2006/main" xmlns:pic="http://schemas.openxmlformats.org/drawingml/2006/picture">
+            <wp:extent cx="2588188" cy="4536000"/>
+            <wp:docPr id="3" name="Picture 3" descr="图 3　常用商品维护表单" title="图 3　常用商品维护表单"/>
+            <wp:cNvGraphicFramePr>
+              <a:graphicFrameLocks noChangeAspect="1"/>
+            </wp:cNvGraphicFramePr>
+            <a:graphic>
+              <a:graphicData uri="http://schemas.openxmlformats.org/drawingml/2006/picture">
+                <pic:pic>
+                  <pic:nvPicPr>
+                    <pic:cNvPr id="0" name="template.png"/>
+                    <pic:cNvPicPr/>
+                  </pic:nvPicPr>
+                  <pic:blipFill>
+                    <a:blip r:embed="rId13"/>
+                    <a:stretch>
+                      <a:fillRect/>
+                    </a:stretch>
+                  </pic:blipFill>
+                  <pic:spPr>
+                    <a:xfrm>
+                      <a:off x="0" y="0"/>
+                      <a:ext cx="2588188" cy="4536000"/>
+                    </a:xfrm>
+                    <a:prstGeom prst="rect"/>
+                  </pic:spPr>
+                </pic:pic>
+              </a:graphicData>
+            </a:graphic>
+          </wp:inline>
+        </w:drawing>
+      </w:r>
+    </w:p>
+    <w:p>
+      <w:pPr>
+        <w:pStyle w:val="FigureCaption"/>
+        <w:jc w:val="center"/>
+      </w:pPr>
+      <w:r>
+        <w:t>图 3　常用商品维护表单</w:t>
+      </w:r>
+    </w:p>
+    <w:p>
+      <w:pPr>
+        <w:spacing w:before="80" w:after="80"/>
+        <w:shd w:fill="EDF7F1"/>
+        <w:pBdr>
+          <w:top w:val="single" w:sz="7" w:space="7" w:color="087A63"/>
+          <w:left w:val="single" w:sz="7" w:space="7" w:color="087A63"/>
+          <w:bottom w:val="single" w:sz="7" w:space="7" w:color="087A63"/>
+          <w:right w:val="single" w:sz="7" w:space="7" w:color="087A63"/>
+        </w:pBdr>
+      </w:pPr>
+      <w:r>
+        <w:rPr>
+          <w:rFonts w:ascii="Microsoft YaHei" w:hAnsi="Microsoft YaHei" w:eastAsia="微软雅黑"/>
+          <w:b/>
+          <w:color w:val="006C56"/>
+          <w:sz w:val="20"/>
+        </w:rPr>
+        <w:t xml:space="preserve">完成标志　</w:t>
+      </w:r>
+      <w:r>
+        <w:rPr>
+          <w:rFonts w:ascii="Microsoft YaHei" w:hAnsi="Microsoft YaHei" w:eastAsia="微软雅黑"/>
+          <w:b w:val="0"/>
+          <w:color w:val="122737"/>
+          <w:sz w:val="20"/>
+        </w:rPr>
+        <w:t>新商品出现在常用商品列表，补货登记时可直接选择。</w:t>
+      </w:r>
+    </w:p>
+    <w:p>
+      <w:r>
+        <w:br w:type="page"/>
+      </w:r>
     </w:p>
     <w:p>
       <w:pPr>
         <w:pStyle w:val="Heading1"/>
+        <w:keepNext/>
+        <w:spacing w:before="200" w:after="100"/>
+      </w:pPr>
+      <w:bookmarkStart w:id="5" w:name="manual_section_04"/>
+      <w:r>
+        <w:rPr>
+          <w:rFonts w:ascii="Microsoft YaHei" w:hAnsi="Microsoft YaHei" w:eastAsia="微软雅黑"/>
+          <w:b/>
+          <w:color w:val="122737"/>
+          <w:sz w:val="30"/>
+        </w:rPr>
+        <w:t>4. 核对已分配柜机</w:t>
+      </w:r>
+      <w:bookmarkEnd w:id="5"/>
+    </w:p>
+    <w:p>
+      <w:pPr>
+        <w:spacing w:before="80" w:after="80"/>
+        <w:shd w:fill="EEF5F8"/>
+        <w:pBdr>
+          <w:top w:val="single" w:sz="7" w:space="7" w:color="087A63"/>
+          <w:left w:val="single" w:sz="7" w:space="7" w:color="087A63"/>
+          <w:bottom w:val="single" w:sz="7" w:space="7" w:color="087A63"/>
+          <w:right w:val="single" w:sz="7" w:space="7" w:color="087A63"/>
+        </w:pBdr>
       </w:pPr>
       <w:r>
-        <w:t>完成工作后的记录</w:t>
+        <w:rPr>
+          <w:rFonts w:ascii="Microsoft YaHei" w:hAnsi="Microsoft YaHei" w:eastAsia="微软雅黑"/>
+          <w:b/>
+          <w:color w:val="006C56"/>
+          <w:sz w:val="20"/>
+        </w:rPr>
+        <w:t xml:space="preserve">用途　</w:t>
+      </w:r>
+      <w:r>
+        <w:rPr>
+          <w:rFonts w:ascii="Microsoft YaHei" w:hAnsi="Microsoft YaHei" w:eastAsia="微软雅黑"/>
+          <w:b w:val="0"/>
+          <w:color w:val="122737"/>
+          <w:sz w:val="20"/>
+        </w:rPr>
+        <w:t>确认本次工作使用的柜机属于当前账号范围。</w:t>
       </w:r>
     </w:p>
     <w:p>
       <w:pPr>
-        <w:spacing w:before="0" w:after="80" w:line="300" w:lineRule="auto"/>
+        <w:keepNext/>
+        <w:spacing w:before="120" w:after="60"/>
+      </w:pPr>
+      <w:r>
+        <w:rPr>
+          <w:rFonts w:ascii="Microsoft YaHei" w:hAnsi="Microsoft YaHei" w:eastAsia="微软雅黑"/>
+          <w:b/>
+          <w:color w:val="006C56"/>
+          <w:sz w:val="21"/>
+        </w:rPr>
+        <w:t>操作步骤</w:t>
+      </w:r>
+    </w:p>
+    <w:p>
+      <w:pPr>
         <w:numPr>
           <w:ilvl w:val="0"/>
           <w:numId w:val="13"/>
@@ -661,16 +1008,16 @@
       </w:pPr>
       <w:r>
         <w:rPr>
-          <w:rFonts w:ascii="Calibri" w:hAnsi="Calibri" w:eastAsia="Microsoft YaHei"/>
-          <w:color w:val="0B2545"/>
-          <w:sz w:val="22"/>
+          <w:rFonts w:ascii="Microsoft YaHei" w:hAnsi="Microsoft YaHei" w:eastAsia="微软雅黑"/>
+          <w:b w:val="0"/>
+          <w:color w:val="122737"/>
+          <w:sz w:val="21"/>
         </w:rPr>
-        <w:t>完成现场工作后，再次核对柜机和货门。</w:t>
+        <w:t>打开“柜机监控”。</w:t>
       </w:r>
     </w:p>
     <w:p>
       <w:pPr>
-        <w:spacing w:before="0" w:after="80" w:line="300" w:lineRule="auto"/>
         <w:numPr>
           <w:ilvl w:val="0"/>
           <w:numId w:val="13"/>
@@ -678,48 +1025,197 @@
       </w:pPr>
       <w:r>
         <w:rPr>
-          <w:rFonts w:ascii="Calibri" w:hAnsi="Calibri" w:eastAsia="Microsoft YaHei"/>
-          <w:color w:val="0B2545"/>
-          <w:sz w:val="22"/>
+          <w:rFonts w:ascii="Microsoft YaHei" w:hAnsi="Microsoft YaHei" w:eastAsia="微软雅黑"/>
+          <w:b w:val="0"/>
+          <w:color w:val="122737"/>
+          <w:sz w:val="21"/>
         </w:rPr>
-        <w:t>确认本人记录已经出现在商家工作台。</w:t>
+        <w:t>按名称或位置找到目标柜机。</w:t>
       </w:r>
     </w:p>
     <w:p>
       <w:pPr>
-        <w:spacing w:before="0" w:after="80" w:line="300" w:lineRule="auto"/>
         <w:numPr>
           <w:ilvl w:val="0"/>
           <w:numId w:val="13"/>
         </w:numPr>
       </w:pPr>
       <w:r>
-        <w:t>发现柜门、库存或记录异常时请暂不继续操作。</w:t>
+        <w:rPr>
+          <w:rFonts w:ascii="Microsoft YaHei" w:hAnsi="Microsoft YaHei" w:eastAsia="微软雅黑"/>
+          <w:b w:val="0"/>
+          <w:color w:val="122737"/>
+          <w:sz w:val="21"/>
+        </w:rPr>
+        <w:t>核对在线状态、最近平台确认和门状态。</w:t>
       </w:r>
     </w:p>
     <w:p>
       <w:pPr>
-        <w:spacing w:before="0" w:after="80" w:line="300" w:lineRule="auto"/>
         <w:numPr>
           <w:ilvl w:val="0"/>
           <w:numId w:val="13"/>
         </w:numPr>
       </w:pPr>
       <w:r>
-        <w:t>向实例管理员提供页面名称、发生时间、柜机编号、货门和差异情况；无需提供密码或验证码。</w:t>
+        <w:rPr>
+          <w:rFonts w:ascii="Microsoft YaHei" w:hAnsi="Microsoft YaHei" w:eastAsia="微软雅黑"/>
+          <w:b w:val="0"/>
+          <w:color w:val="122737"/>
+          <w:sz w:val="21"/>
+        </w:rPr>
+        <w:t>选择“详情”查看库存和待处理任务。</w:t>
+      </w:r>
+    </w:p>
+    <w:p>
+      <w:pPr>
+        <w:spacing w:before="80" w:after="40"/>
+        <w:jc w:val="center"/>
+      </w:pPr>
+      <w:r>
+        <w:drawing>
+          <wp:inline xmlns:a="http://schemas.openxmlformats.org/drawingml/2006/main" xmlns:pic="http://schemas.openxmlformats.org/drawingml/2006/picture">
+            <wp:extent cx="6012000" cy="3990724"/>
+            <wp:docPr id="4" name="Picture 4" descr="图 4　已分配柜机" title="图 4　已分配柜机"/>
+            <wp:cNvGraphicFramePr>
+              <a:graphicFrameLocks noChangeAspect="1"/>
+            </wp:cNvGraphicFramePr>
+            <a:graphic>
+              <a:graphicData uri="http://schemas.openxmlformats.org/drawingml/2006/picture">
+                <pic:pic>
+                  <pic:nvPicPr>
+                    <pic:cNvPr id="0" name="devices.png"/>
+                    <pic:cNvPicPr/>
+                  </pic:nvPicPr>
+                  <pic:blipFill>
+                    <a:blip r:embed="rId14"/>
+                    <a:stretch>
+                      <a:fillRect/>
+                    </a:stretch>
+                  </pic:blipFill>
+                  <pic:spPr>
+                    <a:xfrm>
+                      <a:off x="0" y="0"/>
+                      <a:ext cx="6012000" cy="3990724"/>
+                    </a:xfrm>
+                    <a:prstGeom prst="rect"/>
+                  </pic:spPr>
+                </pic:pic>
+              </a:graphicData>
+            </a:graphic>
+          </wp:inline>
+        </w:drawing>
+      </w:r>
+    </w:p>
+    <w:p>
+      <w:pPr>
+        <w:pStyle w:val="FigureCaption"/>
+        <w:jc w:val="center"/>
+      </w:pPr>
+      <w:r>
+        <w:t>图 4　已分配柜机</w:t>
+      </w:r>
+    </w:p>
+    <w:p>
+      <w:pPr>
+        <w:spacing w:before="80" w:after="80"/>
+        <w:shd w:fill="EDF7F1"/>
+        <w:pBdr>
+          <w:top w:val="single" w:sz="7" w:space="7" w:color="087A63"/>
+          <w:left w:val="single" w:sz="7" w:space="7" w:color="087A63"/>
+          <w:bottom w:val="single" w:sz="7" w:space="7" w:color="087A63"/>
+          <w:right w:val="single" w:sz="7" w:space="7" w:color="087A63"/>
+        </w:pBdr>
+      </w:pPr>
+      <w:r>
+        <w:rPr>
+          <w:rFonts w:ascii="Microsoft YaHei" w:hAnsi="Microsoft YaHei" w:eastAsia="微软雅黑"/>
+          <w:b/>
+          <w:color w:val="006C56"/>
+          <w:sz w:val="20"/>
+        </w:rPr>
+        <w:t xml:space="preserve">完成标志　</w:t>
+      </w:r>
+      <w:r>
+        <w:rPr>
+          <w:rFonts w:ascii="Microsoft YaHei" w:hAnsi="Microsoft YaHei" w:eastAsia="微软雅黑"/>
+          <w:b w:val="0"/>
+          <w:color w:val="122737"/>
+          <w:sz w:val="20"/>
+        </w:rPr>
+        <w:t>目标柜机出现在列表中，状态和位置与现场一致。</w:t>
+      </w:r>
+    </w:p>
+    <w:p>
+      <w:r>
+        <w:br w:type="page"/>
       </w:r>
     </w:p>
     <w:p>
       <w:pPr>
         <w:pStyle w:val="Heading1"/>
+        <w:keepNext/>
+        <w:spacing w:before="200" w:after="100"/>
+      </w:pPr>
+      <w:bookmarkStart w:id="6" w:name="manual_section_05"/>
+      <w:r>
+        <w:rPr>
+          <w:rFonts w:ascii="Microsoft YaHei" w:hAnsi="Microsoft YaHei" w:eastAsia="微软雅黑"/>
+          <w:b/>
+          <w:color w:val="122737"/>
+          <w:sz w:val="30"/>
+        </w:rPr>
+        <w:t>5. 登录移动端</w:t>
+      </w:r>
+      <w:bookmarkEnd w:id="6"/>
+    </w:p>
+    <w:p>
+      <w:pPr>
+        <w:spacing w:before="80" w:after="80"/>
+        <w:shd w:fill="EEF5F8"/>
+        <w:pBdr>
+          <w:top w:val="single" w:sz="7" w:space="7" w:color="087A63"/>
+          <w:left w:val="single" w:sz="7" w:space="7" w:color="087A63"/>
+          <w:bottom w:val="single" w:sz="7" w:space="7" w:color="087A63"/>
+          <w:right w:val="single" w:sz="7" w:space="7" w:color="087A63"/>
+        </w:pBdr>
       </w:pPr>
       <w:r>
-        <w:t>修改或找回密码</w:t>
+        <w:rPr>
+          <w:rFonts w:ascii="Microsoft YaHei" w:hAnsi="Microsoft YaHei" w:eastAsia="微软雅黑"/>
+          <w:b/>
+          <w:color w:val="006C56"/>
+          <w:sz w:val="20"/>
+        </w:rPr>
+        <w:t xml:space="preserve">用途　</w:t>
+      </w:r>
+      <w:r>
+        <w:rPr>
+          <w:rFonts w:ascii="Microsoft YaHei" w:hAnsi="Microsoft YaHei" w:eastAsia="微软雅黑"/>
+          <w:b w:val="0"/>
+          <w:color w:val="122737"/>
+          <w:sz w:val="20"/>
+        </w:rPr>
+        <w:t>在现场进入本人商家工作台，并保持后续登录状态。</w:t>
       </w:r>
     </w:p>
     <w:p>
       <w:pPr>
-        <w:spacing w:before="0" w:after="80" w:line="300" w:lineRule="auto"/>
+        <w:keepNext/>
+        <w:spacing w:before="120" w:after="60"/>
+      </w:pPr>
+      <w:r>
+        <w:rPr>
+          <w:rFonts w:ascii="Microsoft YaHei" w:hAnsi="Microsoft YaHei" w:eastAsia="微软雅黑"/>
+          <w:b/>
+          <w:color w:val="006C56"/>
+          <w:sz w:val="21"/>
+        </w:rPr>
+        <w:t>操作步骤</w:t>
+      </w:r>
+    </w:p>
+    <w:p>
+      <w:pPr>
         <w:numPr>
           <w:ilvl w:val="0"/>
           <w:numId w:val="14"/>
@@ -727,16 +1223,16 @@
       </w:pPr>
       <w:r>
         <w:rPr>
-          <w:rFonts w:ascii="Calibri" w:hAnsi="Calibri" w:eastAsia="Microsoft YaHei"/>
-          <w:color w:val="0B2545"/>
-          <w:sz w:val="22"/>
+          <w:rFonts w:ascii="Microsoft YaHei" w:hAnsi="Microsoft YaHei" w:eastAsia="微软雅黑"/>
+          <w:b w:val="0"/>
+          <w:color w:val="122737"/>
+          <w:sz w:val="21"/>
         </w:rPr>
-        <w:t>知道当前密码时，从登录后的侧栏进入“修改密码”，输入当前密码和两次新密码。</w:t>
+        <w:t>打开公益智助柜移动端，输入本人手机号。</w:t>
       </w:r>
     </w:p>
     <w:p>
       <w:pPr>
-        <w:spacing w:before="0" w:after="80" w:line="300" w:lineRule="auto"/>
         <w:numPr>
           <w:ilvl w:val="0"/>
           <w:numId w:val="14"/>
@@ -744,16 +1240,16 @@
       </w:pPr>
       <w:r>
         <w:rPr>
-          <w:rFonts w:ascii="Calibri" w:hAnsi="Calibri" w:eastAsia="Microsoft YaHei"/>
-          <w:color w:val="0B2545"/>
-          <w:sz w:val="22"/>
+          <w:rFonts w:ascii="Microsoft YaHei" w:hAnsi="Microsoft YaHei" w:eastAsia="微软雅黑"/>
+          <w:b w:val="0"/>
+          <w:color w:val="122737"/>
+          <w:sz w:val="21"/>
         </w:rPr>
-        <w:t>忘记密码时，从登录页进入“忘记密码”，填写后台账号和资料中绑定的手机号。</w:t>
+        <w:t>正常情况下选择“获取验证码”，填写短信验证码。</w:t>
       </w:r>
     </w:p>
     <w:p>
       <w:pPr>
-        <w:spacing w:before="0" w:after="80" w:line="300" w:lineRule="auto"/>
         <w:numPr>
           <w:ilvl w:val="0"/>
           <w:numId w:val="14"/>
@@ -761,16 +1257,16 @@
       </w:pPr>
       <w:r>
         <w:rPr>
-          <w:rFonts w:ascii="Calibri" w:hAnsi="Calibri" w:eastAsia="Microsoft YaHei"/>
-          <w:color w:val="0B2545"/>
-          <w:sz w:val="22"/>
+          <w:rFonts w:ascii="Microsoft YaHei" w:hAnsi="Microsoft YaHei" w:eastAsia="微软雅黑"/>
+          <w:b w:val="0"/>
+          <w:color w:val="122737"/>
+          <w:sz w:val="21"/>
         </w:rPr>
-        <w:t>取得“后台密码重置”用途的验证码后，输入验证码和两次新密码。</w:t>
+        <w:t>短信暂时无法接收时，填写管理员单独交付的一次性人工码。</w:t>
       </w:r>
     </w:p>
     <w:p>
       <w:pPr>
-        <w:spacing w:before="0" w:after="80" w:line="300" w:lineRule="auto"/>
         <w:numPr>
           <w:ilvl w:val="0"/>
           <w:numId w:val="14"/>
@@ -778,16 +1274,16 @@
       </w:pPr>
       <w:r>
         <w:rPr>
-          <w:rFonts w:ascii="Calibri" w:hAnsi="Calibri" w:eastAsia="Microsoft YaHei"/>
-          <w:color w:val="0B2545"/>
-          <w:sz w:val="22"/>
+          <w:rFonts w:ascii="Microsoft YaHei" w:hAnsi="Microsoft YaHei" w:eastAsia="微软雅黑"/>
+          <w:b w:val="0"/>
+          <w:color w:val="122737"/>
+          <w:sz w:val="21"/>
         </w:rPr>
-        <w:t>重置成功后重新登录；旧登录会话会失效。</w:t>
+        <w:t>勾选免责声明，选择“登录 / 身份识别”。</w:t>
       </w:r>
     </w:p>
     <w:p>
       <w:pPr>
-        <w:spacing w:before="0" w:after="80" w:line="300" w:lineRule="auto"/>
         <w:numPr>
           <w:ilvl w:val="0"/>
           <w:numId w:val="14"/>
@@ -795,94 +1291,1160 @@
       </w:pPr>
       <w:r>
         <w:rPr>
-          <w:rFonts w:ascii="Calibri" w:hAnsi="Calibri" w:eastAsia="Microsoft YaHei"/>
-          <w:color w:val="0B2545"/>
-          <w:sz w:val="22"/>
+          <w:rFonts w:ascii="Microsoft YaHei" w:hAnsi="Microsoft YaHei" w:eastAsia="微软雅黑"/>
+          <w:b w:val="0"/>
+          <w:color w:val="122737"/>
+          <w:sz w:val="21"/>
         </w:rPr>
-        <w:t>无法自行找回时，请联系实例管理员核对账号后处理。</w:t>
+        <w:t>登录后核对首页身份为“商家”。</w:t>
+      </w:r>
+    </w:p>
+    <w:p>
+      <w:pPr>
+        <w:spacing w:before="80" w:after="40"/>
+        <w:jc w:val="center"/>
+      </w:pPr>
+      <w:r>
+        <w:drawing>
+          <wp:inline xmlns:a="http://schemas.openxmlformats.org/drawingml/2006/main" xmlns:pic="http://schemas.openxmlformats.org/drawingml/2006/picture">
+            <wp:extent cx="2328909" cy="5040000"/>
+            <wp:docPr id="5" name="Picture 5" descr="图 5　短信验证码登录" title="图 5　短信验证码登录"/>
+            <wp:cNvGraphicFramePr>
+              <a:graphicFrameLocks noChangeAspect="1"/>
+            </wp:cNvGraphicFramePr>
+            <a:graphic>
+              <a:graphicData uri="http://schemas.openxmlformats.org/drawingml/2006/picture">
+                <pic:pic>
+                  <pic:nvPicPr>
+                    <pic:cNvPr id="0" name="sms-login.png"/>
+                    <pic:cNvPicPr/>
+                  </pic:nvPicPr>
+                  <pic:blipFill>
+                    <a:blip r:embed="rId15"/>
+                    <a:stretch>
+                      <a:fillRect/>
+                    </a:stretch>
+                  </pic:blipFill>
+                  <pic:spPr>
+                    <a:xfrm>
+                      <a:off x="0" y="0"/>
+                      <a:ext cx="2328909" cy="5040000"/>
+                    </a:xfrm>
+                    <a:prstGeom prst="rect"/>
+                  </pic:spPr>
+                </pic:pic>
+              </a:graphicData>
+            </a:graphic>
+          </wp:inline>
+        </w:drawing>
+      </w:r>
+      <w:r>
+        <w:rPr>
+          <w:rFonts w:ascii="Microsoft YaHei" w:hAnsi="Microsoft YaHei" w:eastAsia="微软雅黑"/>
+          <w:b w:val="0"/>
+          <w:color w:val="586C7C"/>
+          <w:sz w:val="17"/>
+        </w:rPr>
+        <w:t xml:space="preserve">　</w:t>
+      </w:r>
+      <w:r>
+        <w:drawing>
+          <wp:inline xmlns:a="http://schemas.openxmlformats.org/drawingml/2006/main" xmlns:pic="http://schemas.openxmlformats.org/drawingml/2006/picture">
+            <wp:extent cx="2328909" cy="5040000"/>
+            <wp:docPr id="6" name="Picture 6" descr="图 6　一次性人工码备用登录" title="图 6　一次性人工码备用登录"/>
+            <wp:cNvGraphicFramePr>
+              <a:graphicFrameLocks noChangeAspect="1"/>
+            </wp:cNvGraphicFramePr>
+            <a:graphic>
+              <a:graphicData uri="http://schemas.openxmlformats.org/drawingml/2006/picture">
+                <pic:pic>
+                  <pic:nvPicPr>
+                    <pic:cNvPr id="0" name="manual-login.png"/>
+                    <pic:cNvPicPr/>
+                  </pic:nvPicPr>
+                  <pic:blipFill>
+                    <a:blip r:embed="rId16"/>
+                    <a:stretch>
+                      <a:fillRect/>
+                    </a:stretch>
+                  </pic:blipFill>
+                  <pic:spPr>
+                    <a:xfrm>
+                      <a:off x="0" y="0"/>
+                      <a:ext cx="2328909" cy="5040000"/>
+                    </a:xfrm>
+                    <a:prstGeom prst="rect"/>
+                  </pic:spPr>
+                </pic:pic>
+              </a:graphicData>
+            </a:graphic>
+          </wp:inline>
+        </w:drawing>
+      </w:r>
+    </w:p>
+    <w:p>
+      <w:pPr>
+        <w:pStyle w:val="FigureCaption"/>
+        <w:jc w:val="center"/>
+      </w:pPr>
+      <w:r>
+        <w:t>图 5　短信验证码登录　｜　图 6　一次性人工码备用登录</w:t>
+      </w:r>
+    </w:p>
+    <w:p>
+      <w:pPr>
+        <w:spacing w:before="80" w:after="80"/>
+        <w:shd w:fill="EDF7F1"/>
+        <w:pBdr>
+          <w:top w:val="single" w:sz="7" w:space="7" w:color="087A63"/>
+          <w:left w:val="single" w:sz="7" w:space="7" w:color="087A63"/>
+          <w:bottom w:val="single" w:sz="7" w:space="7" w:color="087A63"/>
+          <w:right w:val="single" w:sz="7" w:space="7" w:color="087A63"/>
+        </w:pBdr>
+      </w:pPr>
+      <w:r>
+        <w:rPr>
+          <w:rFonts w:ascii="Microsoft YaHei" w:hAnsi="Microsoft YaHei" w:eastAsia="微软雅黑"/>
+          <w:b/>
+          <w:color w:val="006C56"/>
+          <w:sz w:val="20"/>
+        </w:rPr>
+        <w:t xml:space="preserve">完成标志　</w:t>
+      </w:r>
+      <w:r>
+        <w:rPr>
+          <w:rFonts w:ascii="Microsoft YaHei" w:hAnsi="Microsoft YaHei" w:eastAsia="微软雅黑"/>
+          <w:b w:val="0"/>
+          <w:color w:val="122737"/>
+          <w:sz w:val="20"/>
+        </w:rPr>
+        <w:t>页面进入商家首页；登录状态有效时，下次打开可直接进入工作台。</w:t>
+      </w:r>
+    </w:p>
+    <w:p>
+      <w:r>
+        <w:br w:type="page"/>
       </w:r>
     </w:p>
     <w:p>
       <w:pPr>
         <w:pStyle w:val="Heading1"/>
+        <w:keepNext/>
+        <w:spacing w:before="200" w:after="100"/>
+      </w:pPr>
+      <w:bookmarkStart w:id="7" w:name="manual_section_06"/>
+      <w:r>
+        <w:rPr>
+          <w:rFonts w:ascii="Microsoft YaHei" w:hAnsi="Microsoft YaHei" w:eastAsia="微软雅黑"/>
+          <w:b/>
+          <w:color w:val="122737"/>
+          <w:sz w:val="30"/>
+        </w:rPr>
+        <w:t>6. 进入移动补货工作台</w:t>
+      </w:r>
+      <w:bookmarkEnd w:id="7"/>
+    </w:p>
+    <w:p>
+      <w:pPr>
+        <w:spacing w:before="80" w:after="80"/>
+        <w:shd w:fill="EEF5F8"/>
+        <w:pBdr>
+          <w:top w:val="single" w:sz="7" w:space="7" w:color="087A63"/>
+          <w:left w:val="single" w:sz="7" w:space="7" w:color="087A63"/>
+          <w:bottom w:val="single" w:sz="7" w:space="7" w:color="087A63"/>
+          <w:right w:val="single" w:sz="7" w:space="7" w:color="087A63"/>
+        </w:pBdr>
       </w:pPr>
       <w:r>
-        <w:t>常见问题</w:t>
+        <w:rPr>
+          <w:rFonts w:ascii="Microsoft YaHei" w:hAnsi="Microsoft YaHei" w:eastAsia="微软雅黑"/>
+          <w:b/>
+          <w:color w:val="006C56"/>
+          <w:sz w:val="20"/>
+        </w:rPr>
+        <w:t xml:space="preserve">用途　</w:t>
+      </w:r>
+      <w:r>
+        <w:rPr>
+          <w:rFonts w:ascii="Microsoft YaHei" w:hAnsi="Microsoft YaHei" w:eastAsia="微软雅黑"/>
+          <w:b w:val="0"/>
+          <w:color w:val="122737"/>
+          <w:sz w:val="20"/>
+        </w:rPr>
+        <w:t>从本人已分配的柜机中选择本次现场作业对象。</w:t>
+      </w:r>
+    </w:p>
+    <w:p>
+      <w:pPr>
+        <w:keepNext/>
+        <w:spacing w:before="120" w:after="60"/>
+      </w:pPr>
+      <w:r>
+        <w:rPr>
+          <w:rFonts w:ascii="Microsoft YaHei" w:hAnsi="Microsoft YaHei" w:eastAsia="微软雅黑"/>
+          <w:b/>
+          <w:color w:val="006C56"/>
+          <w:sz w:val="21"/>
+        </w:rPr>
+        <w:t>操作步骤</w:t>
+      </w:r>
+    </w:p>
+    <w:p>
+      <w:pPr>
+        <w:numPr>
+          <w:ilvl w:val="0"/>
+          <w:numId w:val="15"/>
+        </w:numPr>
+      </w:pPr>
+      <w:r>
+        <w:rPr>
+          <w:rFonts w:ascii="Microsoft YaHei" w:hAnsi="Microsoft YaHei" w:eastAsia="微软雅黑"/>
+          <w:b w:val="0"/>
+          <w:color w:val="122737"/>
+          <w:sz w:val="21"/>
+        </w:rPr>
+        <w:t>在首页核对身份和待处理提示。</w:t>
+      </w:r>
+    </w:p>
+    <w:p>
+      <w:pPr>
+        <w:numPr>
+          <w:ilvl w:val="0"/>
+          <w:numId w:val="15"/>
+        </w:numPr>
+      </w:pPr>
+      <w:r>
+        <w:rPr>
+          <w:rFonts w:ascii="Microsoft YaHei" w:hAnsi="Microsoft YaHei" w:eastAsia="微软雅黑"/>
+          <w:b w:val="0"/>
+          <w:color w:val="122737"/>
+          <w:sz w:val="21"/>
+        </w:rPr>
+        <w:t>选择“补货”或“选择柜机补货”。</w:t>
+      </w:r>
+    </w:p>
+    <w:p>
+      <w:pPr>
+        <w:numPr>
+          <w:ilvl w:val="0"/>
+          <w:numId w:val="15"/>
+        </w:numPr>
+      </w:pPr>
+      <w:r>
+        <w:rPr>
+          <w:rFonts w:ascii="Microsoft YaHei" w:hAnsi="Microsoft YaHei" w:eastAsia="微软雅黑"/>
+          <w:b w:val="0"/>
+          <w:color w:val="122737"/>
+          <w:sz w:val="21"/>
+        </w:rPr>
+        <w:t>在柜机列表核对名称、位置和状态。</w:t>
+      </w:r>
+    </w:p>
+    <w:p>
+      <w:pPr>
+        <w:numPr>
+          <w:ilvl w:val="0"/>
+          <w:numId w:val="15"/>
+        </w:numPr>
+      </w:pPr>
+      <w:r>
+        <w:rPr>
+          <w:rFonts w:ascii="Microsoft YaHei" w:hAnsi="Microsoft YaHei" w:eastAsia="微软雅黑"/>
+          <w:b w:val="0"/>
+          <w:color w:val="122737"/>
+          <w:sz w:val="21"/>
+        </w:rPr>
+        <w:t>选择目标柜机。</w:t>
+      </w:r>
+    </w:p>
+    <w:p>
+      <w:pPr>
+        <w:spacing w:before="80" w:after="40"/>
+        <w:jc w:val="center"/>
+      </w:pPr>
+      <w:r>
+        <w:drawing>
+          <wp:inline xmlns:a="http://schemas.openxmlformats.org/drawingml/2006/main" xmlns:pic="http://schemas.openxmlformats.org/drawingml/2006/picture">
+            <wp:extent cx="2096018" cy="4536000"/>
+            <wp:docPr id="7" name="Picture 7" descr="图 7　移动端商家首页" title="图 7　移动端商家首页"/>
+            <wp:cNvGraphicFramePr>
+              <a:graphicFrameLocks noChangeAspect="1"/>
+            </wp:cNvGraphicFramePr>
+            <a:graphic>
+              <a:graphicData uri="http://schemas.openxmlformats.org/drawingml/2006/picture">
+                <pic:pic>
+                  <pic:nvPicPr>
+                    <pic:cNvPr id="0" name="mobile-home.png"/>
+                    <pic:cNvPicPr/>
+                  </pic:nvPicPr>
+                  <pic:blipFill>
+                    <a:blip r:embed="rId17"/>
+                    <a:stretch>
+                      <a:fillRect/>
+                    </a:stretch>
+                  </pic:blipFill>
+                  <pic:spPr>
+                    <a:xfrm>
+                      <a:off x="0" y="0"/>
+                      <a:ext cx="2096018" cy="4536000"/>
+                    </a:xfrm>
+                    <a:prstGeom prst="rect"/>
+                  </pic:spPr>
+                </pic:pic>
+              </a:graphicData>
+            </a:graphic>
+          </wp:inline>
+        </w:drawing>
+      </w:r>
+    </w:p>
+    <w:p>
+      <w:pPr>
+        <w:pStyle w:val="FigureCaption"/>
+        <w:jc w:val="center"/>
+      </w:pPr>
+      <w:r>
+        <w:t>图 7　移动端商家首页</w:t>
+      </w:r>
+    </w:p>
+    <w:p>
+      <w:pPr>
+        <w:spacing w:before="80" w:after="80"/>
+        <w:shd w:fill="EDF7F1"/>
+        <w:pBdr>
+          <w:top w:val="single" w:sz="7" w:space="7" w:color="087A63"/>
+          <w:left w:val="single" w:sz="7" w:space="7" w:color="087A63"/>
+          <w:bottom w:val="single" w:sz="7" w:space="7" w:color="087A63"/>
+          <w:right w:val="single" w:sz="7" w:space="7" w:color="087A63"/>
+        </w:pBdr>
+      </w:pPr>
+      <w:r>
+        <w:rPr>
+          <w:rFonts w:ascii="Microsoft YaHei" w:hAnsi="Microsoft YaHei" w:eastAsia="微软雅黑"/>
+          <w:b/>
+          <w:color w:val="006C56"/>
+          <w:sz w:val="20"/>
+        </w:rPr>
+        <w:t xml:space="preserve">完成标志　</w:t>
+      </w:r>
+      <w:r>
+        <w:rPr>
+          <w:rFonts w:ascii="Microsoft YaHei" w:hAnsi="Microsoft YaHei" w:eastAsia="微软雅黑"/>
+          <w:b w:val="0"/>
+          <w:color w:val="122737"/>
+          <w:sz w:val="20"/>
+        </w:rPr>
+        <w:t>补货页只显示当前账号已分配的柜机。</w:t>
+      </w:r>
+    </w:p>
+    <w:p>
+      <w:r>
+        <w:br w:type="page"/>
+      </w:r>
+    </w:p>
+    <w:p>
+      <w:pPr>
+        <w:pStyle w:val="Heading1"/>
+        <w:keepNext/>
+        <w:spacing w:before="200" w:after="100"/>
+      </w:pPr>
+      <w:bookmarkStart w:id="8" w:name="manual_section_07"/>
+      <w:r>
+        <w:rPr>
+          <w:rFonts w:ascii="Microsoft YaHei" w:hAnsi="Microsoft YaHei" w:eastAsia="微软雅黑"/>
+          <w:b/>
+          <w:color w:val="122737"/>
+          <w:sz w:val="30"/>
+        </w:rPr>
+        <w:t>7. 开柜前核对</w:t>
+      </w:r>
+      <w:bookmarkEnd w:id="8"/>
+    </w:p>
+    <w:p>
+      <w:pPr>
+        <w:spacing w:before="80" w:after="80"/>
+        <w:shd w:fill="EEF5F8"/>
+        <w:pBdr>
+          <w:top w:val="single" w:sz="7" w:space="7" w:color="087A63"/>
+          <w:left w:val="single" w:sz="7" w:space="7" w:color="087A63"/>
+          <w:bottom w:val="single" w:sz="7" w:space="7" w:color="087A63"/>
+          <w:right w:val="single" w:sz="7" w:space="7" w:color="087A63"/>
+        </w:pBdr>
+      </w:pPr>
+      <w:r>
+        <w:rPr>
+          <w:rFonts w:ascii="Microsoft YaHei" w:hAnsi="Microsoft YaHei" w:eastAsia="微软雅黑"/>
+          <w:b/>
+          <w:color w:val="006C56"/>
+          <w:sz w:val="20"/>
+        </w:rPr>
+        <w:t xml:space="preserve">用途　</w:t>
+      </w:r>
+      <w:r>
+        <w:rPr>
+          <w:rFonts w:ascii="Microsoft YaHei" w:hAnsi="Microsoft YaHei" w:eastAsia="微软雅黑"/>
+          <w:b w:val="0"/>
+          <w:color w:val="122737"/>
+          <w:sz w:val="20"/>
+        </w:rPr>
+        <w:t>在开门前确认柜机、门状态和本次入柜商品。</w:t>
+      </w:r>
+    </w:p>
+    <w:p>
+      <w:pPr>
+        <w:keepNext/>
+        <w:spacing w:before="120" w:after="60"/>
+      </w:pPr>
+      <w:r>
+        <w:rPr>
+          <w:rFonts w:ascii="Microsoft YaHei" w:hAnsi="Microsoft YaHei" w:eastAsia="微软雅黑"/>
+          <w:b/>
+          <w:color w:val="006C56"/>
+          <w:sz w:val="21"/>
+        </w:rPr>
+        <w:t>操作步骤</w:t>
+      </w:r>
+    </w:p>
+    <w:p>
+      <w:pPr>
+        <w:numPr>
+          <w:ilvl w:val="0"/>
+          <w:numId w:val="16"/>
+        </w:numPr>
+      </w:pPr>
+      <w:r>
+        <w:rPr>
+          <w:rFonts w:ascii="Microsoft YaHei" w:hAnsi="Microsoft YaHei" w:eastAsia="微软雅黑"/>
+          <w:b w:val="0"/>
+          <w:color w:val="122737"/>
+          <w:sz w:val="21"/>
+        </w:rPr>
+        <w:t>选择目标柜机的“补货 / 开门”。</w:t>
+      </w:r>
+    </w:p>
+    <w:p>
+      <w:pPr>
+        <w:numPr>
+          <w:ilvl w:val="0"/>
+          <w:numId w:val="16"/>
+        </w:numPr>
+      </w:pPr>
+      <w:r>
+        <w:rPr>
+          <w:rFonts w:ascii="Microsoft YaHei" w:hAnsi="Microsoft YaHei" w:eastAsia="微软雅黑"/>
+          <w:b w:val="0"/>
+          <w:color w:val="122737"/>
+          <w:sz w:val="21"/>
+        </w:rPr>
+        <w:t>核对柜机名称和在线状态。</w:t>
+      </w:r>
+    </w:p>
+    <w:p>
+      <w:pPr>
+        <w:numPr>
+          <w:ilvl w:val="0"/>
+          <w:numId w:val="16"/>
+        </w:numPr>
+      </w:pPr>
+      <w:r>
+        <w:rPr>
+          <w:rFonts w:ascii="Microsoft YaHei" w:hAnsi="Microsoft YaHei" w:eastAsia="微软雅黑"/>
+          <w:b w:val="0"/>
+          <w:color w:val="122737"/>
+          <w:sz w:val="21"/>
+        </w:rPr>
+        <w:t>选择本次准备入柜的商品。</w:t>
+      </w:r>
+    </w:p>
+    <w:p>
+      <w:pPr>
+        <w:numPr>
+          <w:ilvl w:val="0"/>
+          <w:numId w:val="16"/>
+        </w:numPr>
+      </w:pPr>
+      <w:r>
+        <w:rPr>
+          <w:rFonts w:ascii="Microsoft YaHei" w:hAnsi="Microsoft YaHei" w:eastAsia="微软雅黑"/>
+          <w:b w:val="0"/>
+          <w:color w:val="122737"/>
+          <w:sz w:val="21"/>
+        </w:rPr>
+        <w:t>到达柜机旁后确认开门。</w:t>
+      </w:r>
+    </w:p>
+    <w:p>
+      <w:pPr>
+        <w:spacing w:before="80" w:after="40"/>
+        <w:jc w:val="center"/>
+      </w:pPr>
+      <w:r>
+        <w:drawing>
+          <wp:inline xmlns:a="http://schemas.openxmlformats.org/drawingml/2006/main" xmlns:pic="http://schemas.openxmlformats.org/drawingml/2006/picture">
+            <wp:extent cx="2096018" cy="4536000"/>
+            <wp:docPr id="8" name="Picture 8" descr="图 8　补货开门核对" title="图 8　补货开门核对"/>
+            <wp:cNvGraphicFramePr>
+              <a:graphicFrameLocks noChangeAspect="1"/>
+            </wp:cNvGraphicFramePr>
+            <a:graphic>
+              <a:graphicData uri="http://schemas.openxmlformats.org/drawingml/2006/picture">
+                <pic:pic>
+                  <pic:nvPicPr>
+                    <pic:cNvPr id="0" name="open.png"/>
+                    <pic:cNvPicPr/>
+                  </pic:nvPicPr>
+                  <pic:blipFill>
+                    <a:blip r:embed="rId18"/>
+                    <a:stretch>
+                      <a:fillRect/>
+                    </a:stretch>
+                  </pic:blipFill>
+                  <pic:spPr>
+                    <a:xfrm>
+                      <a:off x="0" y="0"/>
+                      <a:ext cx="2096018" cy="4536000"/>
+                    </a:xfrm>
+                    <a:prstGeom prst="rect"/>
+                  </pic:spPr>
+                </pic:pic>
+              </a:graphicData>
+            </a:graphic>
+          </wp:inline>
+        </w:drawing>
+      </w:r>
+    </w:p>
+    <w:p>
+      <w:pPr>
+        <w:pStyle w:val="FigureCaption"/>
+        <w:jc w:val="center"/>
+      </w:pPr>
+      <w:r>
+        <w:t>图 8　补货开门核对</w:t>
+      </w:r>
+    </w:p>
+    <w:p>
+      <w:pPr>
+        <w:spacing w:before="80" w:after="80"/>
+        <w:shd w:fill="EDF7F1"/>
+        <w:pBdr>
+          <w:top w:val="single" w:sz="7" w:space="7" w:color="087A63"/>
+          <w:left w:val="single" w:sz="7" w:space="7" w:color="087A63"/>
+          <w:bottom w:val="single" w:sz="7" w:space="7" w:color="087A63"/>
+          <w:right w:val="single" w:sz="7" w:space="7" w:color="087A63"/>
+        </w:pBdr>
+      </w:pPr>
+      <w:r>
+        <w:rPr>
+          <w:rFonts w:ascii="Microsoft YaHei" w:hAnsi="Microsoft YaHei" w:eastAsia="微软雅黑"/>
+          <w:b/>
+          <w:color w:val="006C56"/>
+          <w:sz w:val="20"/>
+        </w:rPr>
+        <w:t xml:space="preserve">完成标志　</w:t>
+      </w:r>
+      <w:r>
+        <w:rPr>
+          <w:rFonts w:ascii="Microsoft YaHei" w:hAnsi="Microsoft YaHei" w:eastAsia="微软雅黑"/>
+          <w:b w:val="0"/>
+          <w:color w:val="122737"/>
+          <w:sz w:val="20"/>
+        </w:rPr>
+        <w:t>页面确认开门请求成功，并进入关门后的入柜登记步骤。</w:t>
+      </w:r>
+    </w:p>
+    <w:p>
+      <w:r>
+        <w:br w:type="page"/>
+      </w:r>
+    </w:p>
+    <w:p>
+      <w:pPr>
+        <w:pStyle w:val="Heading1"/>
+        <w:keepNext/>
+        <w:spacing w:before="200" w:after="100"/>
+      </w:pPr>
+      <w:bookmarkStart w:id="9" w:name="manual_section_08"/>
+      <w:r>
+        <w:rPr>
+          <w:rFonts w:ascii="Microsoft YaHei" w:hAnsi="Microsoft YaHei" w:eastAsia="微软雅黑"/>
+          <w:b/>
+          <w:color w:val="122737"/>
+          <w:sz w:val="30"/>
+        </w:rPr>
+        <w:t>8. 登记入柜数量</w:t>
+      </w:r>
+      <w:bookmarkEnd w:id="9"/>
+    </w:p>
+    <w:p>
+      <w:pPr>
+        <w:spacing w:before="80" w:after="80"/>
+        <w:shd w:fill="EEF5F8"/>
+        <w:pBdr>
+          <w:top w:val="single" w:sz="7" w:space="7" w:color="087A63"/>
+          <w:left w:val="single" w:sz="7" w:space="7" w:color="087A63"/>
+          <w:bottom w:val="single" w:sz="7" w:space="7" w:color="087A63"/>
+          <w:right w:val="single" w:sz="7" w:space="7" w:color="087A63"/>
+        </w:pBdr>
+      </w:pPr>
+      <w:r>
+        <w:rPr>
+          <w:rFonts w:ascii="Microsoft YaHei" w:hAnsi="Microsoft YaHei" w:eastAsia="微软雅黑"/>
+          <w:b/>
+          <w:color w:val="006C56"/>
+          <w:sz w:val="20"/>
+        </w:rPr>
+        <w:t xml:space="preserve">用途　</w:t>
+      </w:r>
+      <w:r>
+        <w:rPr>
+          <w:rFonts w:ascii="Microsoft YaHei" w:hAnsi="Microsoft YaHei" w:eastAsia="微软雅黑"/>
+          <w:b w:val="0"/>
+          <w:color w:val="122737"/>
+          <w:sz w:val="20"/>
+        </w:rPr>
+        <w:t>记录柜门关闭后实际放入的商品、数量和批次信息。</w:t>
+      </w:r>
+    </w:p>
+    <w:p>
+      <w:pPr>
+        <w:keepNext/>
+        <w:spacing w:before="120" w:after="60"/>
+      </w:pPr>
+      <w:r>
+        <w:rPr>
+          <w:rFonts w:ascii="Microsoft YaHei" w:hAnsi="Microsoft YaHei" w:eastAsia="微软雅黑"/>
+          <w:b/>
+          <w:color w:val="006C56"/>
+          <w:sz w:val="21"/>
+        </w:rPr>
+        <w:t>操作步骤</w:t>
+      </w:r>
+    </w:p>
+    <w:p>
+      <w:pPr>
+        <w:numPr>
+          <w:ilvl w:val="0"/>
+          <w:numId w:val="17"/>
+        </w:numPr>
+      </w:pPr>
+      <w:r>
+        <w:rPr>
+          <w:rFonts w:ascii="Microsoft YaHei" w:hAnsi="Microsoft YaHei" w:eastAsia="微软雅黑"/>
+          <w:b w:val="0"/>
+          <w:color w:val="122737"/>
+          <w:sz w:val="21"/>
+        </w:rPr>
+        <w:t>完成现场入柜并关好柜门。</w:t>
+      </w:r>
+    </w:p>
+    <w:p>
+      <w:pPr>
+        <w:numPr>
+          <w:ilvl w:val="0"/>
+          <w:numId w:val="17"/>
+        </w:numPr>
+      </w:pPr>
+      <w:r>
+        <w:rPr>
+          <w:rFonts w:ascii="Microsoft YaHei" w:hAnsi="Microsoft YaHei" w:eastAsia="微软雅黑"/>
+          <w:b w:val="0"/>
+          <w:color w:val="122737"/>
+          <w:sz w:val="21"/>
+        </w:rPr>
+        <w:t>在“入柜商品登记”填写商品和数量。</w:t>
+      </w:r>
+    </w:p>
+    <w:p>
+      <w:pPr>
+        <w:numPr>
+          <w:ilvl w:val="0"/>
+          <w:numId w:val="17"/>
+        </w:numPr>
+      </w:pPr>
+      <w:r>
+        <w:rPr>
+          <w:rFonts w:ascii="Microsoft YaHei" w:hAnsi="Microsoft YaHei" w:eastAsia="微软雅黑"/>
+          <w:b w:val="0"/>
+          <w:color w:val="122737"/>
+          <w:sz w:val="21"/>
+        </w:rPr>
+        <w:t>核对生产日期；有批次号时一并填写。</w:t>
+      </w:r>
+    </w:p>
+    <w:p>
+      <w:pPr>
+        <w:numPr>
+          <w:ilvl w:val="0"/>
+          <w:numId w:val="17"/>
+        </w:numPr>
+      </w:pPr>
+      <w:r>
+        <w:rPr>
+          <w:rFonts w:ascii="Microsoft YaHei" w:hAnsi="Microsoft YaHei" w:eastAsia="微软雅黑"/>
+          <w:b w:val="0"/>
+          <w:color w:val="122737"/>
+          <w:sz w:val="21"/>
+        </w:rPr>
+        <w:t>在提交确认区复核商品、数量和预计到期日。</w:t>
+      </w:r>
+    </w:p>
+    <w:p>
+      <w:pPr>
+        <w:numPr>
+          <w:ilvl w:val="0"/>
+          <w:numId w:val="17"/>
+        </w:numPr>
+      </w:pPr>
+      <w:r>
+        <w:rPr>
+          <w:rFonts w:ascii="Microsoft YaHei" w:hAnsi="Microsoft YaHei" w:eastAsia="微软雅黑"/>
+          <w:b w:val="0"/>
+          <w:color w:val="122737"/>
+          <w:sz w:val="21"/>
+        </w:rPr>
+        <w:t>选择“提交入柜记录”。</w:t>
+      </w:r>
+    </w:p>
+    <w:p>
+      <w:pPr>
+        <w:spacing w:before="80" w:after="40"/>
+        <w:jc w:val="center"/>
+      </w:pPr>
+      <w:r>
+        <w:drawing>
+          <wp:inline xmlns:a="http://schemas.openxmlformats.org/drawingml/2006/main" xmlns:pic="http://schemas.openxmlformats.org/drawingml/2006/picture">
+            <wp:extent cx="2485830" cy="4536000"/>
+            <wp:docPr id="9" name="Picture 9" descr="图 9　关门后的入柜登记与提交按钮" title="图 9　关门后的入柜登记与提交按钮"/>
+            <wp:cNvGraphicFramePr>
+              <a:graphicFrameLocks noChangeAspect="1"/>
+            </wp:cNvGraphicFramePr>
+            <a:graphic>
+              <a:graphicData uri="http://schemas.openxmlformats.org/drawingml/2006/picture">
+                <pic:pic>
+                  <pic:nvPicPr>
+                    <pic:cNvPr id="0" name="restock-entry.png"/>
+                    <pic:cNvPicPr/>
+                  </pic:nvPicPr>
+                  <pic:blipFill>
+                    <a:blip r:embed="rId19"/>
+                    <a:stretch>
+                      <a:fillRect/>
+                    </a:stretch>
+                  </pic:blipFill>
+                  <pic:spPr>
+                    <a:xfrm>
+                      <a:off x="0" y="0"/>
+                      <a:ext cx="2485830" cy="4536000"/>
+                    </a:xfrm>
+                    <a:prstGeom prst="rect"/>
+                  </pic:spPr>
+                </pic:pic>
+              </a:graphicData>
+            </a:graphic>
+          </wp:inline>
+        </w:drawing>
+      </w:r>
+    </w:p>
+    <w:p>
+      <w:pPr>
+        <w:pStyle w:val="FigureCaption"/>
+        <w:jc w:val="center"/>
+      </w:pPr>
+      <w:r>
+        <w:t>图 9　关门后的入柜登记与提交按钮</w:t>
+      </w:r>
+    </w:p>
+    <w:p>
+      <w:pPr>
+        <w:spacing w:before="80" w:after="80"/>
+        <w:shd w:fill="EDF7F1"/>
+        <w:pBdr>
+          <w:top w:val="single" w:sz="7" w:space="7" w:color="087A63"/>
+          <w:left w:val="single" w:sz="7" w:space="7" w:color="087A63"/>
+          <w:bottom w:val="single" w:sz="7" w:space="7" w:color="087A63"/>
+          <w:right w:val="single" w:sz="7" w:space="7" w:color="087A63"/>
+        </w:pBdr>
+      </w:pPr>
+      <w:r>
+        <w:rPr>
+          <w:rFonts w:ascii="Microsoft YaHei" w:hAnsi="Microsoft YaHei" w:eastAsia="微软雅黑"/>
+          <w:b/>
+          <w:color w:val="006C56"/>
+          <w:sz w:val="20"/>
+        </w:rPr>
+        <w:t xml:space="preserve">完成标志　</w:t>
+      </w:r>
+      <w:r>
+        <w:rPr>
+          <w:rFonts w:ascii="Microsoft YaHei" w:hAnsi="Microsoft YaHei" w:eastAsia="微软雅黑"/>
+          <w:b w:val="0"/>
+          <w:color w:val="122737"/>
+          <w:sz w:val="20"/>
+        </w:rPr>
+        <w:t>页面返回商家首页，总库存和最近货品流转均显示本次入柜。</w:t>
+      </w:r>
+    </w:p>
+    <w:p>
+      <w:r>
+        <w:br w:type="page"/>
+      </w:r>
+    </w:p>
+    <w:p>
+      <w:pPr>
+        <w:pStyle w:val="Heading1"/>
+        <w:keepNext/>
+        <w:spacing w:before="200" w:after="100"/>
+      </w:pPr>
+      <w:bookmarkStart w:id="10" w:name="manual_section_09"/>
+      <w:r>
+        <w:rPr>
+          <w:rFonts w:ascii="Microsoft YaHei" w:hAnsi="Microsoft YaHei" w:eastAsia="微软雅黑"/>
+          <w:b/>
+          <w:color w:val="122737"/>
+          <w:sz w:val="30"/>
+        </w:rPr>
+        <w:t>9. 核对结果和历史记录</w:t>
+      </w:r>
+      <w:bookmarkEnd w:id="10"/>
+    </w:p>
+    <w:p>
+      <w:pPr>
+        <w:spacing w:before="80" w:after="80"/>
+        <w:shd w:fill="EEF5F8"/>
+        <w:pBdr>
+          <w:top w:val="single" w:sz="7" w:space="7" w:color="087A63"/>
+          <w:left w:val="single" w:sz="7" w:space="7" w:color="087A63"/>
+          <w:bottom w:val="single" w:sz="7" w:space="7" w:color="087A63"/>
+          <w:right w:val="single" w:sz="7" w:space="7" w:color="087A63"/>
+        </w:pBdr>
+      </w:pPr>
+      <w:r>
+        <w:rPr>
+          <w:rFonts w:ascii="Microsoft YaHei" w:hAnsi="Microsoft YaHei" w:eastAsia="微软雅黑"/>
+          <w:b/>
+          <w:color w:val="006C56"/>
+          <w:sz w:val="20"/>
+        </w:rPr>
+        <w:t xml:space="preserve">用途　</w:t>
+      </w:r>
+      <w:r>
+        <w:rPr>
+          <w:rFonts w:ascii="Microsoft YaHei" w:hAnsi="Microsoft YaHei" w:eastAsia="微软雅黑"/>
+          <w:b w:val="0"/>
+          <w:color w:val="122737"/>
+          <w:sz w:val="20"/>
+        </w:rPr>
+        <w:t>确认补货已经落账，并保留可追查的批次与流转记录。</w:t>
+      </w:r>
+    </w:p>
+    <w:p>
+      <w:pPr>
+        <w:keepNext/>
+        <w:spacing w:before="120" w:after="60"/>
+      </w:pPr>
+      <w:r>
+        <w:rPr>
+          <w:rFonts w:ascii="Microsoft YaHei" w:hAnsi="Microsoft YaHei" w:eastAsia="微软雅黑"/>
+          <w:b/>
+          <w:color w:val="006C56"/>
+          <w:sz w:val="21"/>
+        </w:rPr>
+        <w:t>操作步骤</w:t>
+      </w:r>
+    </w:p>
+    <w:p>
+      <w:pPr>
+        <w:numPr>
+          <w:ilvl w:val="0"/>
+          <w:numId w:val="18"/>
+        </w:numPr>
+      </w:pPr>
+      <w:r>
+        <w:rPr>
+          <w:rFonts w:ascii="Microsoft YaHei" w:hAnsi="Microsoft YaHei" w:eastAsia="微软雅黑"/>
+          <w:b w:val="0"/>
+          <w:color w:val="122737"/>
+          <w:sz w:val="21"/>
+        </w:rPr>
+        <w:t>返回首页核对总库存和最近货品流转。</w:t>
+      </w:r>
+    </w:p>
+    <w:p>
+      <w:pPr>
+        <w:numPr>
+          <w:ilvl w:val="0"/>
+          <w:numId w:val="18"/>
+        </w:numPr>
+      </w:pPr>
+      <w:r>
+        <w:rPr>
+          <w:rFonts w:ascii="Microsoft YaHei" w:hAnsi="Microsoft YaHei" w:eastAsia="微软雅黑"/>
+          <w:b w:val="0"/>
+          <w:color w:val="122737"/>
+          <w:sz w:val="21"/>
+        </w:rPr>
+        <w:t>打开“记录”。</w:t>
+      </w:r>
+    </w:p>
+    <w:p>
+      <w:pPr>
+        <w:numPr>
+          <w:ilvl w:val="0"/>
+          <w:numId w:val="18"/>
+        </w:numPr>
+      </w:pPr>
+      <w:r>
+        <w:rPr>
+          <w:rFonts w:ascii="Microsoft YaHei" w:hAnsi="Microsoft YaHei" w:eastAsia="微软雅黑"/>
+          <w:b w:val="0"/>
+          <w:color w:val="122737"/>
+          <w:sz w:val="21"/>
+        </w:rPr>
+        <w:t>按日期核对商品、批次、剩余数量和到期时间。</w:t>
+      </w:r>
+    </w:p>
+    <w:p>
+      <w:pPr>
+        <w:numPr>
+          <w:ilvl w:val="0"/>
+          <w:numId w:val="18"/>
+        </w:numPr>
+      </w:pPr>
+      <w:r>
+        <w:rPr>
+          <w:rFonts w:ascii="Microsoft YaHei" w:hAnsi="Microsoft YaHei" w:eastAsia="微软雅黑"/>
+          <w:b w:val="0"/>
+          <w:color w:val="122737"/>
+          <w:sz w:val="21"/>
+        </w:rPr>
+        <w:t>数量不一致时保留当前记录，不重复提交。</w:t>
+      </w:r>
+    </w:p>
+    <w:p>
+      <w:pPr>
+        <w:spacing w:before="80" w:after="40"/>
+        <w:jc w:val="center"/>
+      </w:pPr>
+      <w:r>
+        <w:drawing>
+          <wp:inline xmlns:a="http://schemas.openxmlformats.org/drawingml/2006/main" xmlns:pic="http://schemas.openxmlformats.org/drawingml/2006/picture">
+            <wp:extent cx="2842325" cy="5040000"/>
+            <wp:docPr id="10" name="Picture 10" descr="图 10　补货后更新的库存与最近流转" title="图 10　补货后更新的库存与最近流转"/>
+            <wp:cNvGraphicFramePr>
+              <a:graphicFrameLocks noChangeAspect="1"/>
+            </wp:cNvGraphicFramePr>
+            <a:graphic>
+              <a:graphicData uri="http://schemas.openxmlformats.org/drawingml/2006/picture">
+                <pic:pic>
+                  <pic:nvPicPr>
+                    <pic:cNvPr id="0" name="restock-result.png"/>
+                    <pic:cNvPicPr/>
+                  </pic:nvPicPr>
+                  <pic:blipFill>
+                    <a:blip r:embed="rId20"/>
+                    <a:stretch>
+                      <a:fillRect/>
+                    </a:stretch>
+                  </pic:blipFill>
+                  <pic:spPr>
+                    <a:xfrm>
+                      <a:off x="0" y="0"/>
+                      <a:ext cx="2842325" cy="5040000"/>
+                    </a:xfrm>
+                    <a:prstGeom prst="rect"/>
+                  </pic:spPr>
+                </pic:pic>
+              </a:graphicData>
+            </a:graphic>
+          </wp:inline>
+        </w:drawing>
+      </w:r>
+      <w:r>
+        <w:rPr>
+          <w:rFonts w:ascii="Microsoft YaHei" w:hAnsi="Microsoft YaHei" w:eastAsia="微软雅黑"/>
+          <w:b w:val="0"/>
+          <w:color w:val="586C7C"/>
+          <w:sz w:val="17"/>
+        </w:rPr>
+        <w:t xml:space="preserve">　</w:t>
+      </w:r>
+      <w:r>
+        <w:drawing>
+          <wp:inline xmlns:a="http://schemas.openxmlformats.org/drawingml/2006/main" xmlns:pic="http://schemas.openxmlformats.org/drawingml/2006/picture">
+            <wp:extent cx="2844000" cy="4808412"/>
+            <wp:docPr id="11" name="Picture 11" descr="图 11　补货记录和批次去向" title="图 11　补货记录和批次去向"/>
+            <wp:cNvGraphicFramePr>
+              <a:graphicFrameLocks noChangeAspect="1"/>
+            </wp:cNvGraphicFramePr>
+            <a:graphic>
+              <a:graphicData uri="http://schemas.openxmlformats.org/drawingml/2006/picture">
+                <pic:pic>
+                  <pic:nvPicPr>
+                    <pic:cNvPr id="0" name="records.png"/>
+                    <pic:cNvPicPr/>
+                  </pic:nvPicPr>
+                  <pic:blipFill>
+                    <a:blip r:embed="rId21"/>
+                    <a:stretch>
+                      <a:fillRect/>
+                    </a:stretch>
+                  </pic:blipFill>
+                  <pic:spPr>
+                    <a:xfrm>
+                      <a:off x="0" y="0"/>
+                      <a:ext cx="2844000" cy="4808412"/>
+                    </a:xfrm>
+                    <a:prstGeom prst="rect"/>
+                  </pic:spPr>
+                </pic:pic>
+              </a:graphicData>
+            </a:graphic>
+          </wp:inline>
+        </w:drawing>
+      </w:r>
+    </w:p>
+    <w:p>
+      <w:pPr>
+        <w:pStyle w:val="FigureCaption"/>
+        <w:jc w:val="center"/>
+      </w:pPr>
+      <w:r>
+        <w:t>图 10　补货后更新的库存与最近流转　｜　图 11　补货记录和批次去向</w:t>
+      </w:r>
+    </w:p>
+    <w:p>
+      <w:pPr>
+        <w:spacing w:before="80" w:after="80"/>
+        <w:shd w:fill="EDF7F1"/>
+        <w:pBdr>
+          <w:top w:val="single" w:sz="7" w:space="7" w:color="087A63"/>
+          <w:left w:val="single" w:sz="7" w:space="7" w:color="087A63"/>
+          <w:bottom w:val="single" w:sz="7" w:space="7" w:color="087A63"/>
+          <w:right w:val="single" w:sz="7" w:space="7" w:color="087A63"/>
+        </w:pBdr>
+      </w:pPr>
+      <w:r>
+        <w:rPr>
+          <w:rFonts w:ascii="Microsoft YaHei" w:hAnsi="Microsoft YaHei" w:eastAsia="微软雅黑"/>
+          <w:b/>
+          <w:color w:val="006C56"/>
+          <w:sz w:val="20"/>
+        </w:rPr>
+        <w:t xml:space="preserve">完成标志　</w:t>
+      </w:r>
+      <w:r>
+        <w:rPr>
+          <w:rFonts w:ascii="Microsoft YaHei" w:hAnsi="Microsoft YaHei" w:eastAsia="微软雅黑"/>
+          <w:b w:val="0"/>
+          <w:color w:val="122737"/>
+          <w:sz w:val="20"/>
+        </w:rPr>
+        <w:t>首页和记录页均出现本次商品、数量、柜机与时间。</w:t>
+      </w:r>
+    </w:p>
+    <w:p>
+      <w:r>
+        <w:br w:type="page"/>
+      </w:r>
+    </w:p>
+    <w:p>
+      <w:pPr>
+        <w:pStyle w:val="Heading1"/>
+        <w:spacing w:after="160"/>
+      </w:pPr>
+      <w:bookmarkStart w:id="11" w:name="manual_section_10"/>
+      <w:r>
+        <w:rPr>
+          <w:rFonts w:ascii="Microsoft YaHei" w:hAnsi="Microsoft YaHei" w:eastAsia="微软雅黑"/>
+          <w:b/>
+          <w:color w:val="122737"/>
+          <w:sz w:val="32"/>
+        </w:rPr>
+        <w:t>遇到问题</w:t>
+      </w:r>
+      <w:bookmarkEnd w:id="11"/>
+    </w:p>
+    <w:p>
+      <w:r>
+        <w:rPr>
+          <w:rFonts w:ascii="Microsoft YaHei" w:hAnsi="Microsoft YaHei" w:eastAsia="微软雅黑"/>
+          <w:b w:val="0"/>
+          <w:color w:val="586C7C"/>
+          <w:sz w:val="21"/>
+        </w:rPr>
+        <w:t>只保留会阻塞当前操作的问题。先按对应处理方式核对，再继续原任务。</w:t>
       </w:r>
     </w:p>
     <w:tbl>
       <w:tblPr>
-        <w:tblW w:type="dxa" w:w="9360"/>
-        <w:jc w:val="left"/>
+        <w:tblW w:type="dxa" w:w="10028"/>
         <w:tblLayout w:type="fixed"/>
         <w:tblLook w:firstColumn="1" w:firstRow="1" w:lastColumn="0" w:lastRow="0" w:noHBand="0" w:noVBand="1" w:val="04A0"/>
+        <w:jc w:val="left"/>
         <w:tblInd w:w="120" w:type="dxa"/>
-        <w:tblBorders>
-          <w:top w:val="single" w:sz="4" w:space="0" w:color="D6DEE6"/>
-          <w:left w:val="single" w:sz="4" w:space="0" w:color="D6DEE6"/>
-          <w:bottom w:val="single" w:sz="4" w:space="0" w:color="D6DEE6"/>
-          <w:right w:val="single" w:sz="4" w:space="0" w:color="D6DEE6"/>
-          <w:insideH w:val="single" w:sz="4" w:space="0" w:color="D6DEE6"/>
-          <w:insideV w:val="single" w:sz="4" w:space="0" w:color="D6DEE6"/>
-        </w:tblBorders>
       </w:tblPr>
       <w:tblGrid>
-        <w:gridCol w:w="2700"/>
-        <w:gridCol w:w="6660"/>
+        <w:gridCol w:w="2950"/>
+        <w:gridCol w:w="7078"/>
       </w:tblGrid>
       <w:tr>
         <w:trPr>
-          <w:tblHeader/>
+          <w:tblHeader w:val="true"/>
         </w:trPr>
         <w:tc>
           <w:tcPr>
-            <w:tcW w:type="dxa" w:w="2700"/>
+            <w:tcW w:type="dxa" w:w="2950"/>
             <w:tcMar>
               <w:top w:w="80" w:type="dxa"/>
               <w:bottom w:w="80" w:type="dxa"/>
               <w:start w:w="120" w:type="dxa"/>
               <w:end w:w="120" w:type="dxa"/>
             </w:tcMar>
-            <w:vAlign w:val="top"/>
-            <w:shd w:fill="E8EEF5"/>
+            <w:shd w:fill="075C4D"/>
+            <w:tcBorders>
+              <w:top w:val="single" w:sz="8" w:color="075C4D"/>
+              <w:left w:val="single" w:sz="8" w:color="075C4D"/>
+              <w:bottom w:val="single" w:sz="8" w:color="075C4D"/>
+              <w:right w:val="single" w:sz="8" w:color="075C4D"/>
+            </w:tcBorders>
           </w:tcPr>
           <w:p>
-            <w:pPr>
-              <w:spacing w:after="0"/>
-            </w:pPr>
             <w:r>
               <w:rPr>
-                <w:rFonts w:ascii="Calibri" w:hAnsi="Calibri" w:eastAsia="Microsoft YaHei"/>
+                <w:rFonts w:ascii="Microsoft YaHei" w:hAnsi="Microsoft YaHei" w:eastAsia="微软雅黑"/>
                 <w:b/>
-                <w:color w:val="1F4D78"/>
-                <w:sz w:val="21"/>
+                <w:color w:val="FFFFFF"/>
+                <w:sz w:val="20"/>
               </w:rPr>
-              <w:t>看不到商家工作台</w:t>
+              <w:t>现象</w:t>
             </w:r>
           </w:p>
         </w:tc>
         <w:tc>
           <w:tcPr>
-            <w:tcW w:type="dxa" w:w="6660"/>
+            <w:tcW w:type="dxa" w:w="7078"/>
             <w:tcMar>
               <w:top w:w="80" w:type="dxa"/>
               <w:bottom w:w="80" w:type="dxa"/>
               <w:start w:w="120" w:type="dxa"/>
               <w:end w:w="120" w:type="dxa"/>
             </w:tcMar>
-            <w:vAlign w:val="top"/>
+            <w:shd w:fill="075C4D"/>
+            <w:tcBorders>
+              <w:top w:val="single" w:sz="8" w:color="075C4D"/>
+              <w:left w:val="single" w:sz="8" w:color="075C4D"/>
+              <w:bottom w:val="single" w:sz="8" w:color="075C4D"/>
+              <w:right w:val="single" w:sz="8" w:color="075C4D"/>
+            </w:tcBorders>
           </w:tcPr>
           <w:p>
-            <w:pPr>
-              <w:spacing w:after="0" w:line="288" w:lineRule="auto"/>
-            </w:pPr>
             <w:r>
               <w:rPr>
-                <w:rFonts w:ascii="Calibri" w:hAnsi="Calibri" w:eastAsia="Microsoft YaHei"/>
-                <w:color w:val="0B2545"/>
-                <w:sz w:val="21"/>
+                <w:rFonts w:ascii="Microsoft YaHei" w:hAnsi="Microsoft YaHei" w:eastAsia="微软雅黑"/>
+                <w:b/>
+                <w:color w:val="FFFFFF"/>
+                <w:sz w:val="20"/>
               </w:rPr>
-              <w:t>请实例管理员检查账号角色和启用状态。</w:t>
+              <w:t>处理方式</w:t>
             </w:r>
           </w:p>
         </w:tc>
@@ -890,49 +2452,67 @@
       <w:tr>
         <w:tc>
           <w:tcPr>
-            <w:tcW w:type="dxa" w:w="2700"/>
+            <w:tcW w:type="dxa" w:w="2950"/>
             <w:tcMar>
               <w:top w:w="80" w:type="dxa"/>
               <w:bottom w:w="80" w:type="dxa"/>
               <w:start w:w="120" w:type="dxa"/>
               <w:end w:w="120" w:type="dxa"/>
             </w:tcMar>
+            <w:shd w:fill="FFF7EA"/>
+            <w:tcBorders>
+              <w:top w:val="single" w:sz="6" w:color="D7E6DF"/>
+              <w:left w:val="single" w:sz="6" w:color="D7E6DF"/>
+              <w:bottom w:val="single" w:sz="6" w:color="D7E6DF"/>
+              <w:right w:val="single" w:sz="6" w:color="D7E6DF"/>
+            </w:tcBorders>
             <w:vAlign w:val="top"/>
-            <w:shd w:fill="E8EEF5"/>
           </w:tcPr>
           <w:p>
             <w:pPr>
-              <w:spacing w:after="0"/>
+              <w:spacing w:before="60" w:after="60"/>
             </w:pPr>
             <w:r>
               <w:rPr>
-                <w:rFonts w:ascii="Calibri" w:hAnsi="Calibri" w:eastAsia="Microsoft YaHei"/>
+                <w:rFonts w:ascii="Microsoft YaHei" w:hAnsi="Microsoft YaHei" w:eastAsia="微软雅黑"/>
                 <w:b/>
-                <w:color w:val="1F4D78"/>
-                <w:sz w:val="21"/>
+                <w:color w:val="122737"/>
+                <w:sz w:val="19"/>
               </w:rPr>
-              <w:t>看不到目标柜机</w:t>
+              <w:t>目标柜机不在列表</w:t>
             </w:r>
           </w:p>
         </w:tc>
         <w:tc>
           <w:tcPr>
-            <w:tcW w:type="dxa" w:w="6660"/>
+            <w:tcW w:type="dxa" w:w="7078"/>
             <w:tcMar>
               <w:top w:w="80" w:type="dxa"/>
               <w:bottom w:w="80" w:type="dxa"/>
               <w:start w:w="120" w:type="dxa"/>
               <w:end w:w="120" w:type="dxa"/>
             </w:tcMar>
+            <w:shd w:fill="FFF7EA"/>
+            <w:tcBorders>
+              <w:top w:val="single" w:sz="6" w:color="D7E6DF"/>
+              <w:left w:val="single" w:sz="6" w:color="D7E6DF"/>
+              <w:bottom w:val="single" w:sz="6" w:color="D7E6DF"/>
+              <w:right w:val="single" w:sz="6" w:color="D7E6DF"/>
+            </w:tcBorders>
             <w:vAlign w:val="top"/>
-            <w:shd w:fill="FAFBFC"/>
           </w:tcPr>
           <w:p>
             <w:pPr>
-              <w:spacing w:after="0" w:line="288" w:lineRule="auto"/>
+              <w:spacing w:before="60" w:after="60"/>
             </w:pPr>
             <w:r>
-              <w:t>请实例管理员检查柜机分配，使用本人账号处理后续事项。</w:t>
+              <w:rPr>
+                <w:rFonts w:ascii="Microsoft YaHei" w:hAnsi="Microsoft YaHei" w:eastAsia="微软雅黑"/>
+                <w:b w:val="0"/>
+                <w:color w:val="122737"/>
+                <w:sz w:val="19"/>
+              </w:rPr>
+              <w:t>由实例管理员检查账号状态和柜机分配。</w:t>
             </w:r>
           </w:p>
         </w:tc>
@@ -940,53 +2520,67 @@
       <w:tr>
         <w:tc>
           <w:tcPr>
-            <w:tcW w:type="dxa" w:w="2700"/>
+            <w:tcW w:type="dxa" w:w="2950"/>
             <w:tcMar>
               <w:top w:w="80" w:type="dxa"/>
               <w:bottom w:w="80" w:type="dxa"/>
               <w:start w:w="120" w:type="dxa"/>
               <w:end w:w="120" w:type="dxa"/>
             </w:tcMar>
+            <w:shd w:fill="FFFFFF"/>
+            <w:tcBorders>
+              <w:top w:val="single" w:sz="6" w:color="D7E6DF"/>
+              <w:left w:val="single" w:sz="6" w:color="D7E6DF"/>
+              <w:bottom w:val="single" w:sz="6" w:color="D7E6DF"/>
+              <w:right w:val="single" w:sz="6" w:color="D7E6DF"/>
+            </w:tcBorders>
             <w:vAlign w:val="top"/>
-            <w:shd w:fill="E8EEF5"/>
           </w:tcPr>
           <w:p>
             <w:pPr>
-              <w:spacing w:after="0"/>
+              <w:spacing w:before="60" w:after="60"/>
             </w:pPr>
             <w:r>
               <w:rPr>
-                <w:rFonts w:ascii="Calibri" w:hAnsi="Calibri" w:eastAsia="Microsoft YaHei"/>
+                <w:rFonts w:ascii="Microsoft YaHei" w:hAnsi="Microsoft YaHei" w:eastAsia="微软雅黑"/>
                 <w:b/>
-                <w:color w:val="1F4D78"/>
-                <w:sz w:val="21"/>
+                <w:color w:val="122737"/>
+                <w:sz w:val="19"/>
               </w:rPr>
-              <w:t>没有补货模板</w:t>
+              <w:t>柜机显示离线或状态过期</w:t>
             </w:r>
           </w:p>
         </w:tc>
         <w:tc>
           <w:tcPr>
-            <w:tcW w:type="dxa" w:w="6660"/>
+            <w:tcW w:type="dxa" w:w="7078"/>
             <w:tcMar>
               <w:top w:w="80" w:type="dxa"/>
               <w:bottom w:w="80" w:type="dxa"/>
               <w:start w:w="120" w:type="dxa"/>
               <w:end w:w="120" w:type="dxa"/>
             </w:tcMar>
+            <w:shd w:fill="FFFFFF"/>
+            <w:tcBorders>
+              <w:top w:val="single" w:sz="6" w:color="D7E6DF"/>
+              <w:left w:val="single" w:sz="6" w:color="D7E6DF"/>
+              <w:bottom w:val="single" w:sz="6" w:color="D7E6DF"/>
+              <w:right w:val="single" w:sz="6" w:color="D7E6DF"/>
+            </w:tcBorders>
             <w:vAlign w:val="top"/>
           </w:tcPr>
           <w:p>
             <w:pPr>
-              <w:spacing w:after="0" w:line="288" w:lineRule="auto"/>
+              <w:spacing w:before="60" w:after="60"/>
             </w:pPr>
             <w:r>
               <w:rPr>
-                <w:rFonts w:ascii="Calibri" w:hAnsi="Calibri" w:eastAsia="Microsoft YaHei"/>
-                <w:color w:val="0B2545"/>
-                <w:sz w:val="21"/>
+                <w:rFonts w:ascii="Microsoft YaHei" w:hAnsi="Microsoft YaHei" w:eastAsia="微软雅黑"/>
+                <w:b w:val="0"/>
+                <w:color w:val="122737"/>
+                <w:sz w:val="19"/>
               </w:rPr>
-              <w:t>请实例管理员检查对应货品模板是否启用。</w:t>
+              <w:t>先刷新；仍未恢复时暂停开门并记录现场情况。</w:t>
             </w:r>
           </w:p>
         </w:tc>
@@ -994,64 +2588,213 @@
       <w:tr>
         <w:tc>
           <w:tcPr>
-            <w:tcW w:type="dxa" w:w="2700"/>
+            <w:tcW w:type="dxa" w:w="2950"/>
             <w:tcMar>
               <w:top w:w="80" w:type="dxa"/>
               <w:bottom w:w="80" w:type="dxa"/>
               <w:start w:w="120" w:type="dxa"/>
               <w:end w:w="120" w:type="dxa"/>
             </w:tcMar>
+            <w:shd w:fill="FFF7EA"/>
+            <w:tcBorders>
+              <w:top w:val="single" w:sz="6" w:color="D7E6DF"/>
+              <w:left w:val="single" w:sz="6" w:color="D7E6DF"/>
+              <w:bottom w:val="single" w:sz="6" w:color="D7E6DF"/>
+              <w:right w:val="single" w:sz="6" w:color="D7E6DF"/>
+            </w:tcBorders>
             <w:vAlign w:val="top"/>
-            <w:shd w:fill="E8EEF5"/>
           </w:tcPr>
           <w:p>
             <w:pPr>
-              <w:spacing w:after="0"/>
+              <w:spacing w:before="60" w:after="60"/>
             </w:pPr>
             <w:r>
               <w:rPr>
-                <w:rFonts w:ascii="Calibri" w:hAnsi="Calibri" w:eastAsia="Microsoft YaHei"/>
+                <w:rFonts w:ascii="Microsoft YaHei" w:hAnsi="Microsoft YaHei" w:eastAsia="微软雅黑"/>
                 <w:b/>
-                <w:color w:val="1F4D78"/>
-                <w:sz w:val="21"/>
+                <w:color w:val="122737"/>
+                <w:sz w:val="19"/>
               </w:rPr>
-              <w:t>库存与现场不一致</w:t>
+              <w:t>没有可补货商品</w:t>
             </w:r>
           </w:p>
         </w:tc>
         <w:tc>
           <w:tcPr>
-            <w:tcW w:type="dxa" w:w="6660"/>
+            <w:tcW w:type="dxa" w:w="7078"/>
             <w:tcMar>
               <w:top w:w="80" w:type="dxa"/>
               <w:bottom w:w="80" w:type="dxa"/>
               <w:start w:w="120" w:type="dxa"/>
               <w:end w:w="120" w:type="dxa"/>
             </w:tcMar>
+            <w:shd w:fill="FFF7EA"/>
+            <w:tcBorders>
+              <w:top w:val="single" w:sz="6" w:color="D7E6DF"/>
+              <w:left w:val="single" w:sz="6" w:color="D7E6DF"/>
+              <w:bottom w:val="single" w:sz="6" w:color="D7E6DF"/>
+              <w:right w:val="single" w:sz="6" w:color="D7E6DF"/>
+            </w:tcBorders>
             <w:vAlign w:val="top"/>
-            <w:shd w:fill="FAFBFC"/>
           </w:tcPr>
           <w:p>
             <w:pPr>
-              <w:spacing w:after="0" w:line="288" w:lineRule="auto"/>
+              <w:spacing w:before="60" w:after="60"/>
             </w:pPr>
             <w:r>
-              <w:t>记录柜机、货门和差异数量，暂不继续操作并等待复核。</w:t>
+              <w:rPr>
+                <w:rFonts w:ascii="Microsoft YaHei" w:hAnsi="Microsoft YaHei" w:eastAsia="微软雅黑"/>
+                <w:b w:val="0"/>
+                <w:color w:val="122737"/>
+                <w:sz w:val="19"/>
+              </w:rPr>
+              <w:t>核对常用商品列表；仍为空时由实例管理员检查商品状态。</w:t>
+            </w:r>
+          </w:p>
+        </w:tc>
+      </w:tr>
+      <w:tr>
+        <w:tc>
+          <w:tcPr>
+            <w:tcW w:type="dxa" w:w="2950"/>
+            <w:tcMar>
+              <w:top w:w="80" w:type="dxa"/>
+              <w:bottom w:w="80" w:type="dxa"/>
+              <w:start w:w="120" w:type="dxa"/>
+              <w:end w:w="120" w:type="dxa"/>
+            </w:tcMar>
+            <w:shd w:fill="FFFFFF"/>
+            <w:tcBorders>
+              <w:top w:val="single" w:sz="6" w:color="D7E6DF"/>
+              <w:left w:val="single" w:sz="6" w:color="D7E6DF"/>
+              <w:bottom w:val="single" w:sz="6" w:color="D7E6DF"/>
+              <w:right w:val="single" w:sz="6" w:color="D7E6DF"/>
+            </w:tcBorders>
+            <w:vAlign w:val="top"/>
+          </w:tcPr>
+          <w:p>
+            <w:pPr>
+              <w:spacing w:before="60" w:after="60"/>
+            </w:pPr>
+            <w:r>
+              <w:rPr>
+                <w:rFonts w:ascii="Microsoft YaHei" w:hAnsi="Microsoft YaHei" w:eastAsia="微软雅黑"/>
+                <w:b/>
+                <w:color w:val="122737"/>
+                <w:sz w:val="19"/>
+              </w:rPr>
+              <w:t>关门后没有登记页</w:t>
+            </w:r>
+          </w:p>
+        </w:tc>
+        <w:tc>
+          <w:tcPr>
+            <w:tcW w:type="dxa" w:w="7078"/>
+            <w:tcMar>
+              <w:top w:w="80" w:type="dxa"/>
+              <w:bottom w:w="80" w:type="dxa"/>
+              <w:start w:w="120" w:type="dxa"/>
+              <w:end w:w="120" w:type="dxa"/>
+            </w:tcMar>
+            <w:shd w:fill="FFFFFF"/>
+            <w:tcBorders>
+              <w:top w:val="single" w:sz="6" w:color="D7E6DF"/>
+              <w:left w:val="single" w:sz="6" w:color="D7E6DF"/>
+              <w:bottom w:val="single" w:sz="6" w:color="D7E6DF"/>
+              <w:right w:val="single" w:sz="6" w:color="D7E6DF"/>
+            </w:tcBorders>
+            <w:vAlign w:val="top"/>
+          </w:tcPr>
+          <w:p>
+            <w:pPr>
+              <w:spacing w:before="60" w:after="60"/>
+            </w:pPr>
+            <w:r>
+              <w:rPr>
+                <w:rFonts w:ascii="Microsoft YaHei" w:hAnsi="Microsoft YaHei" w:eastAsia="微软雅黑"/>
+                <w:b w:val="0"/>
+                <w:color w:val="122737"/>
+                <w:sz w:val="19"/>
+              </w:rPr>
+              <w:t>保留当前页面，确认柜门已关并等待状态更新，避免重复开门。</w:t>
+            </w:r>
+          </w:p>
+        </w:tc>
+      </w:tr>
+      <w:tr>
+        <w:tc>
+          <w:tcPr>
+            <w:tcW w:type="dxa" w:w="2950"/>
+            <w:tcMar>
+              <w:top w:w="80" w:type="dxa"/>
+              <w:bottom w:w="80" w:type="dxa"/>
+              <w:start w:w="120" w:type="dxa"/>
+              <w:end w:w="120" w:type="dxa"/>
+            </w:tcMar>
+            <w:shd w:fill="FFF7EA"/>
+            <w:tcBorders>
+              <w:top w:val="single" w:sz="6" w:color="D7E6DF"/>
+              <w:left w:val="single" w:sz="6" w:color="D7E6DF"/>
+              <w:bottom w:val="single" w:sz="6" w:color="D7E6DF"/>
+              <w:right w:val="single" w:sz="6" w:color="D7E6DF"/>
+            </w:tcBorders>
+            <w:vAlign w:val="top"/>
+          </w:tcPr>
+          <w:p>
+            <w:pPr>
+              <w:spacing w:before="60" w:after="60"/>
+            </w:pPr>
+            <w:r>
+              <w:rPr>
+                <w:rFonts w:ascii="Microsoft YaHei" w:hAnsi="Microsoft YaHei" w:eastAsia="微软雅黑"/>
+                <w:b/>
+                <w:color w:val="122737"/>
+                <w:sz w:val="19"/>
+              </w:rPr>
+              <w:t>结果数量不一致</w:t>
+            </w:r>
+          </w:p>
+        </w:tc>
+        <w:tc>
+          <w:tcPr>
+            <w:tcW w:type="dxa" w:w="7078"/>
+            <w:tcMar>
+              <w:top w:w="80" w:type="dxa"/>
+              <w:bottom w:w="80" w:type="dxa"/>
+              <w:start w:w="120" w:type="dxa"/>
+              <w:end w:w="120" w:type="dxa"/>
+            </w:tcMar>
+            <w:shd w:fill="FFF7EA"/>
+            <w:tcBorders>
+              <w:top w:val="single" w:sz="6" w:color="D7E6DF"/>
+              <w:left w:val="single" w:sz="6" w:color="D7E6DF"/>
+              <w:bottom w:val="single" w:sz="6" w:color="D7E6DF"/>
+              <w:right w:val="single" w:sz="6" w:color="D7E6DF"/>
+            </w:tcBorders>
+            <w:vAlign w:val="top"/>
+          </w:tcPr>
+          <w:p>
+            <w:pPr>
+              <w:spacing w:before="60" w:after="60"/>
+            </w:pPr>
+            <w:r>
+              <w:rPr>
+                <w:rFonts w:ascii="Microsoft YaHei" w:hAnsi="Microsoft YaHei" w:eastAsia="微软雅黑"/>
+                <w:b w:val="0"/>
+                <w:color w:val="122737"/>
+                <w:sz w:val="19"/>
+              </w:rPr>
+              <w:t>保存记录页和现场数量，由实例管理员从日志核对。</w:t>
             </w:r>
           </w:p>
         </w:tc>
       </w:tr>
     </w:tbl>
-    <w:p>
-      <w:pPr>
-        <w:spacing w:after="0"/>
-      </w:pPr>
-    </w:p>
     <w:sectPr>
       <w:headerReference w:type="default" r:id="rId9"/>
       <w:footerReference w:type="default" r:id="rId10"/>
-      <w:pgSz w:w="12240" w:h="15840"/>
-      <w:pgMar w:top="1440" w:right="1440" w:bottom="1440" w:left="1440" w:header="708" w:footer="708" w:gutter="0"/>
+      <w:pgSz w:w="11906" w:h="16838"/>
+      <w:pgMar w:top="822" w:right="879" w:bottom="822" w:left="879" w:header="369" w:footer="369" w:gutter="0"/>
       <w:cols w:space="720"/>
       <w:docGrid w:linePitch="360"/>
     </w:sectPr>
@@ -1064,22 +2807,26 @@
   <w:p>
     <w:pPr>
       <w:pStyle w:val="Footer"/>
-      <w:jc w:val="right"/>
+      <w:jc w:val="center"/>
     </w:pPr>
     <w:r>
       <w:rPr>
-        <w:rFonts w:ascii="Calibri" w:hAnsi="Calibri" w:eastAsia="Microsoft YaHei"/>
-        <w:color w:val="5B6C7E"/>
-        <w:sz w:val="18"/>
+        <w:rFonts w:ascii="Microsoft YaHei" w:hAnsi="Microsoft YaHei" w:eastAsia="微软雅黑"/>
+        <w:b w:val="0"/>
+        <w:color w:val="586C7C"/>
+        <w:sz w:val="17"/>
       </w:rPr>
       <w:t xml:space="preserve">第 </w:t>
+      <w:fldChar w:fldCharType="begin"/>
+      <w:instrText xml:space="preserve"> PAGE </w:instrText>
+      <w:fldChar w:fldCharType="end"/>
     </w:r>
-    <w:fldSimple w:instr="PAGE"/>
     <w:r>
       <w:rPr>
-        <w:rFonts w:ascii="Calibri" w:hAnsi="Calibri" w:eastAsia="Microsoft YaHei"/>
-        <w:color w:val="5B6C7E"/>
-        <w:sz w:val="18"/>
+        <w:rFonts w:ascii="Microsoft YaHei" w:hAnsi="Microsoft YaHei" w:eastAsia="微软雅黑"/>
+        <w:b w:val="0"/>
+        <w:color w:val="586C7C"/>
+        <w:sz w:val="17"/>
       </w:rPr>
       <w:t xml:space="preserve"> 页</w:t>
     </w:r>
@@ -1092,16 +2839,16 @@
   <w:p>
     <w:pPr>
       <w:pStyle w:val="Header"/>
-      <w:jc w:val="left"/>
+      <w:jc w:val="right"/>
     </w:pPr>
     <w:r>
       <w:rPr>
-        <w:rFonts w:ascii="Calibri" w:hAnsi="Calibri" w:eastAsia="Microsoft YaHei"/>
-        <w:b/>
-        <w:color w:val="5B6C7E"/>
-        <w:sz w:val="18"/>
-      </w:rPr>
-      <w:t>公益智助柜 · 商户使用手册</w:t>
+        <w:rFonts w:ascii="Microsoft YaHei" w:hAnsi="Microsoft YaHei" w:eastAsia="微软雅黑"/>
+        <w:b/>
+        <w:color w:val="326F5E"/>
+        <w:sz w:val="17"/>
+      </w:rPr>
+      <w:t>公益智助柜　商户使用手册</w:t>
     </w:r>
   </w:p>
 </w:hdr>
@@ -1109,6 +2856,27 @@
 
 <file path=word/numbering.xml><?xml version="1.0" encoding="utf-8"?>
 <w:numbering xmlns:wpc="http://schemas.microsoft.com/office/word/2010/wordprocessingCanvas" xmlns:mo="http://schemas.microsoft.com/office/mac/office/2008/main" xmlns:mc="http://schemas.openxmlformats.org/markup-compatibility/2006" xmlns:mv="urn:schemas-microsoft-com:mac:vml" xmlns:o="urn:schemas-microsoft-com:office:office" xmlns:r="http://schemas.openxmlformats.org/officeDocument/2006/relationships" xmlns:m="http://schemas.openxmlformats.org/officeDocument/2006/math" xmlns:v="urn:schemas-microsoft-com:vml" xmlns:wp14="http://schemas.microsoft.com/office/word/2010/wordprocessingDrawing" xmlns:wp="http://schemas.openxmlformats.org/drawingml/2006/wordprocessingDrawing" xmlns:w10="urn:schemas-microsoft-com:office:word" xmlns:w="http://schemas.openxmlformats.org/wordprocessingml/2006/main" xmlns:w14="http://schemas.microsoft.com/office/word/2010/wordml" xmlns:wpg="http://schemas.microsoft.com/office/word/2010/wordprocessingGroup" xmlns:wpi="http://schemas.microsoft.com/office/word/2010/wordprocessingInk" xmlns:wne="http://schemas.microsoft.com/office/word/2006/wordml" xmlns:wps="http://schemas.microsoft.com/office/word/2010/wordprocessingShape" mc:Ignorable="w14 wp14">
+  <w:abstractNum w:abstractNumId="9">
+    <w:multiLevelType w:val="singleLevel"/>
+    <w:lvl w:ilvl="0">
+      <w:start w:val="1"/>
+      <w:numFmt w:val="decimal"/>
+      <w:lvlText w:val="%1."/>
+      <w:lvlJc w:val="left"/>
+      <w:pPr>
+        <w:tabs>
+          <w:tab w:val="num" w:pos="540"/>
+        </w:tabs>
+        <w:ind w:left="540" w:hanging="270"/>
+        <w:spacing w:after="80" w:line="300" w:lineRule="auto"/>
+      </w:pPr>
+      <w:rPr>
+        <w:rFonts w:ascii="Microsoft YaHei" w:hAnsi="Microsoft YaHei" w:eastAsia="微软雅黑"/>
+        <w:b/>
+        <w:color w:val="087A63"/>
+      </w:rPr>
+    </w:lvl>
+  </w:abstractNum>
   <w:abstractNum w:abstractNumId="0">
     <w:nsid w:val="FFFFFF7C"/>
     <w:multiLevelType w:val="singleLevel"/>
@@ -1307,120 +3075,32 @@
   <w:num w:numId="9">
     <w:abstractNumId w:val="0"/>
   </w:num>
-  <w:abstractNum w:abstractNumId="9">
-    <w:nsid w:val="00000009"/>
-    <w:tmpl w:val="10000009"/>
-    <w:multiLevelType w:val="singleLevel"/>
-    <w:lvl w:ilvl="0">
-      <w:start w:val="1"/>
-      <w:numFmt w:val="decimal"/>
-      <w:lvlText w:val="%1."/>
-      <w:suff w:val="tab"/>
-      <w:pPr>
-        <w:tabs>
-          <w:tab w:val="num" w:pos="540"/>
-        </w:tabs>
-        <w:ind w:left="540" w:hanging="270"/>
-      </w:pPr>
-    </w:lvl>
-  </w:abstractNum>
   <w:num w:numId="10">
     <w:abstractNumId w:val="9"/>
-    <w:lvlOverride w:ilvl="0">
-      <w:startOverride w:val="1"/>
-    </w:lvlOverride>
   </w:num>
-  <w:abstractNum w:abstractNumId="10">
-    <w:nsid w:val="0000000A"/>
-    <w:tmpl w:val="1000000A"/>
-    <w:multiLevelType w:val="singleLevel"/>
-    <w:lvl w:ilvl="0">
-      <w:start w:val="1"/>
-      <w:numFmt w:val="decimal"/>
-      <w:lvlText w:val="%1."/>
-      <w:suff w:val="tab"/>
-      <w:pPr>
-        <w:tabs>
-          <w:tab w:val="num" w:pos="540"/>
-        </w:tabs>
-        <w:ind w:left="540" w:hanging="270"/>
-      </w:pPr>
-    </w:lvl>
-  </w:abstractNum>
   <w:num w:numId="11">
-    <w:abstractNumId w:val="10"/>
-    <w:lvlOverride w:ilvl="0">
-      <w:startOverride w:val="1"/>
-    </w:lvlOverride>
+    <w:abstractNumId w:val="9"/>
   </w:num>
-  <w:abstractNum w:abstractNumId="11">
-    <w:nsid w:val="0000000B"/>
-    <w:tmpl w:val="1000000B"/>
-    <w:multiLevelType w:val="singleLevel"/>
-    <w:lvl w:ilvl="0">
-      <w:start w:val="1"/>
-      <w:numFmt w:val="decimal"/>
-      <w:lvlText w:val="%1."/>
-      <w:suff w:val="tab"/>
-      <w:pPr>
-        <w:tabs>
-          <w:tab w:val="num" w:pos="540"/>
-        </w:tabs>
-        <w:ind w:left="540" w:hanging="270"/>
-      </w:pPr>
-    </w:lvl>
-  </w:abstractNum>
   <w:num w:numId="12">
-    <w:abstractNumId w:val="11"/>
-    <w:lvlOverride w:ilvl="0">
-      <w:startOverride w:val="1"/>
-    </w:lvlOverride>
+    <w:abstractNumId w:val="9"/>
   </w:num>
-  <w:abstractNum w:abstractNumId="12">
-    <w:nsid w:val="0000000C"/>
-    <w:tmpl w:val="1000000C"/>
-    <w:multiLevelType w:val="singleLevel"/>
-    <w:lvl w:ilvl="0">
-      <w:start w:val="1"/>
-      <w:numFmt w:val="decimal"/>
-      <w:lvlText w:val="%1."/>
-      <w:suff w:val="tab"/>
-      <w:pPr>
-        <w:tabs>
-          <w:tab w:val="num" w:pos="540"/>
-        </w:tabs>
-        <w:ind w:left="540" w:hanging="270"/>
-      </w:pPr>
-    </w:lvl>
-  </w:abstractNum>
   <w:num w:numId="13">
-    <w:abstractNumId w:val="12"/>
-    <w:lvlOverride w:ilvl="0">
-      <w:startOverride w:val="1"/>
-    </w:lvlOverride>
+    <w:abstractNumId w:val="9"/>
   </w:num>
-  <w:abstractNum w:abstractNumId="13">
-    <w:nsid w:val="0000000D"/>
-    <w:tmpl w:val="1000000D"/>
-    <w:multiLevelType w:val="singleLevel"/>
-    <w:lvl w:ilvl="0">
-      <w:start w:val="1"/>
-      <w:numFmt w:val="decimal"/>
-      <w:lvlText w:val="%1."/>
-      <w:suff w:val="tab"/>
-      <w:pPr>
-        <w:tabs>
-          <w:tab w:val="num" w:pos="540"/>
-        </w:tabs>
-        <w:ind w:left="540" w:hanging="270"/>
-      </w:pPr>
-    </w:lvl>
-  </w:abstractNum>
   <w:num w:numId="14">
-    <w:abstractNumId w:val="13"/>
-    <w:lvlOverride w:ilvl="0">
-      <w:startOverride w:val="1"/>
-    </w:lvlOverride>
+    <w:abstractNumId w:val="9"/>
+  </w:num>
+  <w:num w:numId="15">
+    <w:abstractNumId w:val="9"/>
+  </w:num>
+  <w:num w:numId="16">
+    <w:abstractNumId w:val="9"/>
+  </w:num>
+  <w:num w:numId="17">
+    <w:abstractNumId w:val="9"/>
+  </w:num>
+  <w:num w:numId="18">
+    <w:abstractNumId w:val="9"/>
   </w:num>
 </w:numbering>
 </file>
@@ -1586,11 +3266,12 @@
     <w:qFormat/>
     <w:rsid w:val="00FC693F"/>
     <w:pPr>
-      <w:spacing w:before="0" w:after="120" w:line="300" w:lineRule="auto"/>
+      <w:spacing w:after="80" w:line="300" w:lineRule="auto"/>
     </w:pPr>
     <w:rPr>
-      <w:rFonts w:ascii="Calibri" w:hAnsi="Calibri" w:eastAsia="Microsoft YaHei"/>
-      <w:sz w:val="22"/>
+      <w:rFonts w:ascii="Microsoft YaHei" w:hAnsi="Microsoft YaHei" w:eastAsia="微软雅黑"/>
+      <w:color w:val="122737"/>
+      <w:sz w:val="21"/>
     </w:rPr>
   </w:style>
   <w:style w:type="paragraph" w:styleId="Header">
@@ -1648,15 +3329,15 @@
     <w:pPr>
       <w:keepNext/>
       <w:keepLines/>
-      <w:spacing w:before="360" w:after="200" w:line="240" w:lineRule="auto"/>
+      <w:spacing w:before="480" w:after="0"/>
       <w:outlineLvl w:val="0"/>
     </w:pPr>
     <w:rPr>
-      <w:rFonts w:asciiTheme="majorHAnsi" w:eastAsiaTheme="majorEastAsia" w:hAnsiTheme="majorHAnsi" w:cstheme="majorBidi" w:ascii="Calibri" w:hAnsi="Calibri" w:eastAsia="Microsoft YaHei"/>
+      <w:rFonts w:asciiTheme="majorHAnsi" w:eastAsiaTheme="majorEastAsia" w:hAnsiTheme="majorHAnsi" w:cstheme="majorBidi" w:ascii="Microsoft YaHei" w:hAnsi="Microsoft YaHei" w:eastAsia="微软雅黑"/>
       <w:b/>
       <w:bCs/>
-      <w:color w:val="2E74B5"/>
-      <w:sz w:val="32"/>
+      <w:color w:val="122737"/>
+      <w:sz w:val="30"/>
       <w:szCs w:val="28"/>
     </w:rPr>
   </w:style>
@@ -1672,14 +3353,14 @@
     <w:pPr>
       <w:keepNext/>
       <w:keepLines/>
-      <w:spacing w:before="280" w:after="140" w:line="240" w:lineRule="auto"/>
+      <w:spacing w:before="200" w:after="0"/>
       <w:outlineLvl w:val="1"/>
     </w:pPr>
     <w:rPr>
-      <w:rFonts w:asciiTheme="majorHAnsi" w:eastAsiaTheme="majorEastAsia" w:hAnsiTheme="majorHAnsi" w:cstheme="majorBidi" w:ascii="Calibri" w:hAnsi="Calibri" w:eastAsia="Microsoft YaHei"/>
+      <w:rFonts w:asciiTheme="majorHAnsi" w:eastAsiaTheme="majorEastAsia" w:hAnsiTheme="majorHAnsi" w:cstheme="majorBidi" w:ascii="Microsoft YaHei" w:hAnsi="Microsoft YaHei" w:eastAsia="微软雅黑"/>
       <w:b/>
       <w:bCs/>
-      <w:color w:val="2E74B5"/>
+      <w:color w:val="122737"/>
       <w:sz w:val="26"/>
       <w:szCs w:val="26"/>
     </w:rPr>
@@ -1696,15 +3377,14 @@
     <w:pPr>
       <w:keepNext/>
       <w:keepLines/>
-      <w:spacing w:before="200" w:after="100" w:line="240" w:lineRule="auto"/>
+      <w:spacing w:before="200" w:after="0"/>
       <w:outlineLvl w:val="2"/>
     </w:pPr>
     <w:rPr>
-      <w:rFonts w:asciiTheme="majorHAnsi" w:eastAsiaTheme="majorEastAsia" w:hAnsiTheme="majorHAnsi" w:cstheme="majorBidi" w:ascii="Calibri" w:hAnsi="Calibri" w:eastAsia="Microsoft YaHei"/>
+      <w:rFonts w:asciiTheme="majorHAnsi" w:eastAsiaTheme="majorEastAsia" w:hAnsiTheme="majorHAnsi" w:cstheme="majorBidi"/>
       <w:b/>
       <w:bCs/>
-      <w:color w:val="1F4D78"/>
-      <w:sz w:val="24"/>
+      <w:color w:val="4F81BD" w:themeColor="accent1"/>
     </w:rPr>
   </w:style>
   <w:style w:type="paragraph" w:styleId="Heading4">
@@ -1942,11 +3622,12 @@
       <w:contextualSpacing/>
     </w:pPr>
     <w:rPr>
-      <w:rFonts w:asciiTheme="majorHAnsi" w:eastAsiaTheme="majorEastAsia" w:hAnsiTheme="majorHAnsi" w:cstheme="majorBidi"/>
-      <w:color w:val="17365D" w:themeColor="text2" w:themeShade="BF"/>
+      <w:rFonts w:asciiTheme="majorHAnsi" w:eastAsiaTheme="majorEastAsia" w:hAnsiTheme="majorHAnsi" w:cstheme="majorBidi" w:ascii="Microsoft YaHei" w:hAnsi="Microsoft YaHei" w:eastAsia="微软雅黑"/>
+      <w:b/>
+      <w:color w:val="122737"/>
       <w:spacing w:val="5"/>
       <w:kern w:val="28"/>
-      <w:sz w:val="52"/>
+      <w:sz w:val="40"/>
       <w:szCs w:val="52"/>
     </w:rPr>
   </w:style>
@@ -2381,14 +4062,12 @@
     <w:qFormat/>
     <w:rsid w:val="00FC693F"/>
     <w:pPr>
-      <w:spacing w:line="240" w:lineRule="auto" w:before="80" w:after="160"/>
-      <w:jc w:val="center"/>
+      <w:spacing w:line="240" w:lineRule="auto"/>
     </w:pPr>
     <w:rPr>
-      <w:rFonts w:ascii="Calibri" w:hAnsi="Calibri" w:eastAsia="Microsoft YaHei"/>
       <w:b/>
       <w:bCs/>
-      <w:color w:val="5B6C7E"/>
+      <w:color w:val="4F81BD" w:themeColor="accent1"/>
       <w:sz w:val="18"/>
       <w:szCs w:val="18"/>
     </w:rPr>
@@ -13277,6 +14956,17 @@
         <w:shd w:val="clear" w:color="auto" w:fill="FBCAA2" w:themeFill="accent6" w:themeFillTint="7F"/>
       </w:tcPr>
     </w:tblStylePr>
+  </w:style>
+  <w:style w:type="paragraph" w:customStyle="1" w:styleId="FigureCaption">
+    <w:name w:val="Figure Caption"/>
+    <w:pPr>
+      <w:spacing w:after="140"/>
+    </w:pPr>
+    <w:rPr>
+      <w:rFonts w:ascii="Microsoft YaHei" w:hAnsi="Microsoft YaHei" w:eastAsia="微软雅黑"/>
+      <w:color w:val="586C7C"/>
+      <w:sz w:val="17"/>
+    </w:rPr>
   </w:style>
 </w:styles>
 </file>

--- a/docs/用户手册/公益智助柜商户使用手册.docx
+++ b/docs/用户手册/公益智助柜商户使用手册.docx
@@ -54,7 +54,7 @@
           <w:color w:val="586C7C"/>
           <w:sz w:val="17"/>
         </w:rPr>
-        <w:t>版本日期：2026 年 8 月 7 日　｜　按任务查找，图中编号对应操作顺序</w:t>
+        <w:t>版本日期：2026 年 8 月 9 日　｜　按任务查找，图中编号对应操作顺序</w:t>
       </w:r>
     </w:p>
     <w:p>
@@ -278,6 +278,7 @@
       <w:pPr>
         <w:pStyle w:val="Heading1"/>
         <w:keepNext/>
+        <w:pageBreakBefore w:val="0"/>
         <w:spacing w:before="200" w:after="100"/>
       </w:pPr>
       <w:bookmarkStart w:id="2" w:name="manual_section_01"/>
@@ -485,14 +486,10 @@
       </w:r>
     </w:p>
     <w:p>
-      <w:r>
-        <w:br w:type="page"/>
-      </w:r>
-    </w:p>
-    <w:p>
       <w:pPr>
         <w:pStyle w:val="Heading1"/>
         <w:keepNext/>
+        <w:pageBreakBefore/>
         <w:spacing w:before="200" w:after="100"/>
       </w:pPr>
       <w:bookmarkStart w:id="3" w:name="manual_section_02"/>
@@ -700,14 +697,10 @@
       </w:r>
     </w:p>
     <w:p>
-      <w:r>
-        <w:br w:type="page"/>
-      </w:r>
-    </w:p>
-    <w:p>
       <w:pPr>
         <w:pStyle w:val="Heading1"/>
         <w:keepNext/>
+        <w:pageBreakBefore/>
         <w:spacing w:before="200" w:after="100"/>
       </w:pPr>
       <w:bookmarkStart w:id="4" w:name="manual_section_03"/>
@@ -932,14 +925,10 @@
       </w:r>
     </w:p>
     <w:p>
-      <w:r>
-        <w:br w:type="page"/>
-      </w:r>
-    </w:p>
-    <w:p>
       <w:pPr>
         <w:pStyle w:val="Heading1"/>
         <w:keepNext/>
+        <w:pageBreakBefore/>
         <w:spacing w:before="200" w:after="100"/>
       </w:pPr>
       <w:bookmarkStart w:id="5" w:name="manual_section_04"/>
@@ -1147,14 +1136,10 @@
       </w:r>
     </w:p>
     <w:p>
-      <w:r>
-        <w:br w:type="page"/>
-      </w:r>
-    </w:p>
-    <w:p>
       <w:pPr>
         <w:pStyle w:val="Heading1"/>
         <w:keepNext/>
+        <w:pageBreakBefore/>
         <w:spacing w:before="200" w:after="100"/>
       </w:pPr>
       <w:bookmarkStart w:id="6" w:name="manual_section_05"/>
@@ -1422,14 +1407,10 @@
       </w:r>
     </w:p>
     <w:p>
-      <w:r>
-        <w:br w:type="page"/>
-      </w:r>
-    </w:p>
-    <w:p>
       <w:pPr>
         <w:pStyle w:val="Heading1"/>
         <w:keepNext/>
+        <w:pageBreakBefore/>
         <w:spacing w:before="200" w:after="100"/>
       </w:pPr>
       <w:bookmarkStart w:id="7" w:name="manual_section_06"/>
@@ -1637,14 +1618,10 @@
       </w:r>
     </w:p>
     <w:p>
-      <w:r>
-        <w:br w:type="page"/>
-      </w:r>
-    </w:p>
-    <w:p>
       <w:pPr>
         <w:pStyle w:val="Heading1"/>
         <w:keepNext/>
+        <w:pageBreakBefore/>
         <w:spacing w:before="200" w:after="100"/>
       </w:pPr>
       <w:bookmarkStart w:id="8" w:name="manual_section_07"/>
@@ -1852,14 +1829,10 @@
       </w:r>
     </w:p>
     <w:p>
-      <w:r>
-        <w:br w:type="page"/>
-      </w:r>
-    </w:p>
-    <w:p>
       <w:pPr>
         <w:pStyle w:val="Heading1"/>
         <w:keepNext/>
+        <w:pageBreakBefore/>
         <w:spacing w:before="200" w:after="100"/>
       </w:pPr>
       <w:bookmarkStart w:id="9" w:name="manual_section_08"/>
@@ -2084,14 +2057,10 @@
       </w:r>
     </w:p>
     <w:p>
-      <w:r>
-        <w:br w:type="page"/>
-      </w:r>
-    </w:p>
-    <w:p>
       <w:pPr>
         <w:pStyle w:val="Heading1"/>
         <w:keepNext/>
+        <w:pageBreakBefore/>
         <w:spacing w:before="200" w:after="100"/>
       </w:pPr>
       <w:bookmarkStart w:id="10" w:name="manual_section_09"/>
@@ -2342,13 +2311,9 @@
       </w:r>
     </w:p>
     <w:p>
-      <w:r>
-        <w:br w:type="page"/>
-      </w:r>
-    </w:p>
-    <w:p>
       <w:pPr>
         <w:pStyle w:val="Heading1"/>
+        <w:pageBreakBefore/>
         <w:spacing w:after="160"/>
       </w:pPr>
       <w:bookmarkStart w:id="11" w:name="manual_section_10"/>
@@ -3077,30 +3042,57 @@
   </w:num>
   <w:num w:numId="10">
     <w:abstractNumId w:val="9"/>
+    <w:lvlOverride w:ilvl="0">
+      <w:startOverride w:val="1"/>
+    </w:lvlOverride>
   </w:num>
   <w:num w:numId="11">
     <w:abstractNumId w:val="9"/>
+    <w:lvlOverride w:ilvl="0">
+      <w:startOverride w:val="1"/>
+    </w:lvlOverride>
   </w:num>
   <w:num w:numId="12">
     <w:abstractNumId w:val="9"/>
+    <w:lvlOverride w:ilvl="0">
+      <w:startOverride w:val="1"/>
+    </w:lvlOverride>
   </w:num>
   <w:num w:numId="13">
     <w:abstractNumId w:val="9"/>
+    <w:lvlOverride w:ilvl="0">
+      <w:startOverride w:val="1"/>
+    </w:lvlOverride>
   </w:num>
   <w:num w:numId="14">
     <w:abstractNumId w:val="9"/>
+    <w:lvlOverride w:ilvl="0">
+      <w:startOverride w:val="1"/>
+    </w:lvlOverride>
   </w:num>
   <w:num w:numId="15">
     <w:abstractNumId w:val="9"/>
+    <w:lvlOverride w:ilvl="0">
+      <w:startOverride w:val="1"/>
+    </w:lvlOverride>
   </w:num>
   <w:num w:numId="16">
     <w:abstractNumId w:val="9"/>
+    <w:lvlOverride w:ilvl="0">
+      <w:startOverride w:val="1"/>
+    </w:lvlOverride>
   </w:num>
   <w:num w:numId="17">
     <w:abstractNumId w:val="9"/>
+    <w:lvlOverride w:ilvl="0">
+      <w:startOverride w:val="1"/>
+    </w:lvlOverride>
   </w:num>
   <w:num w:numId="18">
     <w:abstractNumId w:val="9"/>
+    <w:lvlOverride w:ilvl="0">
+      <w:startOverride w:val="1"/>
+    </w:lvlOverride>
   </w:num>
 </w:numbering>
 </file>
